--- a/著作权/使用手册.docx
+++ b/著作权/使用手册.docx
@@ -4,7 +4,7 @@
   <w:body>
     <w:tbl>
       <w:tblPr>
-        <w:tblStyle w:val="14"/>
+        <w:tblStyle w:val="16"/>
         <w:tblW w:w="0" w:type="auto"/>
         <w:tblInd w:w="5637" w:type="dxa"/>
         <w:tblBorders>
@@ -475,7 +475,7 @@
     </w:p>
     <w:tbl>
       <w:tblPr>
-        <w:tblStyle w:val="14"/>
+        <w:tblStyle w:val="16"/>
         <w:tblW w:w="0" w:type="auto"/>
         <w:tblInd w:w="0" w:type="dxa"/>
         <w:tblBorders>
@@ -782,7 +782,7 @@
     </w:p>
     <w:tbl>
       <w:tblPr>
-        <w:tblStyle w:val="14"/>
+        <w:tblStyle w:val="16"/>
         <w:tblW w:w="0" w:type="auto"/>
         <w:tblInd w:w="0" w:type="dxa"/>
         <w:tblBorders>
@@ -1613,7 +1613,12 @@
         </w:p>
         <w:p>
           <w:pPr>
-            <w:pStyle w:val="11"/>
+            <w:pStyle w:val="12"/>
+            <w:tabs>
+              <w:tab w:val="right" w:leader="dot" w:pos="9638"/>
+              <w:tab w:val="clear" w:pos="420"/>
+              <w:tab w:val="clear" w:pos="9628"/>
+            </w:tabs>
           </w:pPr>
           <w:r>
             <w:rPr>
@@ -1634,29 +1639,35 @@
             <w:fldChar w:fldCharType="separate"/>
           </w:r>
           <w:r>
-            <w:fldChar w:fldCharType="begin"/>
-          </w:r>
-          <w:r>
-            <w:instrText xml:space="preserve"> HYPERLINK \l "_Toc369783592" </w:instrText>
-          </w:r>
-          <w:r>
-            <w:fldChar w:fldCharType="separate"/>
-          </w:r>
-          <w:r>
             <w:rPr>
-              <w:rStyle w:val="16"/>
               <w:rFonts w:ascii="Times New Roman" w:hAnsi="Times New Roman" w:cs="Times New Roman"/>
             </w:rPr>
-            <w:t>1.</w:t>
-          </w:r>
-          <w:r>
-            <w:tab/>
+            <w:fldChar w:fldCharType="begin"/>
+          </w:r>
+          <w:r>
+            <w:rPr>
+              <w:rFonts w:ascii="Times New Roman" w:hAnsi="Times New Roman" w:cs="Times New Roman"/>
+            </w:rPr>
+            <w:instrText xml:space="preserve"> HYPERLINK \l _Toc14836 </w:instrText>
+          </w:r>
+          <w:r>
+            <w:rPr>
+              <w:rFonts w:ascii="Times New Roman" w:hAnsi="Times New Roman" w:cs="Times New Roman"/>
+            </w:rPr>
+            <w:fldChar w:fldCharType="separate"/>
           </w:r>
           <w:r>
             <w:rPr>
               <w:rFonts w:hint="eastAsia" w:ascii="Times New Roman" w:hAnsi="Times New Roman" w:cs="Times New Roman"/>
+              <w:lang w:val="en-US" w:eastAsia="zh-CN"/>
             </w:rPr>
-            <w:t>软件简介</w:t>
+            <w:t xml:space="preserve">第1章 </w:t>
+          </w:r>
+          <w:r>
+            <w:rPr>
+              <w:rFonts w:hint="eastAsia"/>
+            </w:rPr>
+            <w:t>软件概述</w:t>
           </w:r>
           <w:r>
             <w:tab/>
@@ -1665,21 +1676,364 @@
             <w:fldChar w:fldCharType="begin"/>
           </w:r>
           <w:r>
-            <w:instrText xml:space="preserve"> PAGEREF _Toc369783592 \h </w:instrText>
+            <w:instrText xml:space="preserve"> PAGEREF _Toc14836 \h </w:instrText>
           </w:r>
           <w:r>
             <w:fldChar w:fldCharType="separate"/>
           </w:r>
           <w:r>
+            <w:t>3</w:t>
+          </w:r>
+          <w:r>
+            <w:fldChar w:fldCharType="end"/>
+          </w:r>
+          <w:r>
             <w:rPr>
-              <w:b/>
+              <w:rFonts w:ascii="Times New Roman" w:hAnsi="Times New Roman" w:cs="Times New Roman"/>
             </w:rPr>
-            <w:t>错误！未定义书签。</w:t>
-          </w:r>
-          <w:r>
             <w:fldChar w:fldCharType="end"/>
           </w:r>
-          <w:r>
+        </w:p>
+        <w:p>
+          <w:pPr>
+            <w:pStyle w:val="10"/>
+            <w:tabs>
+              <w:tab w:val="right" w:leader="dot" w:pos="9638"/>
+            </w:tabs>
+          </w:pPr>
+          <w:r>
+            <w:rPr>
+              <w:rFonts w:ascii="Times New Roman" w:hAnsi="Times New Roman" w:cs="Times New Roman"/>
+              <w:bCs/>
+              <w:lang w:val="zh-CN"/>
+            </w:rPr>
+            <w:fldChar w:fldCharType="begin"/>
+          </w:r>
+          <w:r>
+            <w:rPr>
+              <w:rFonts w:ascii="Times New Roman" w:hAnsi="Times New Roman" w:cs="Times New Roman"/>
+              <w:bCs/>
+              <w:lang w:val="zh-CN"/>
+            </w:rPr>
+            <w:instrText xml:space="preserve"> HYPERLINK \l _Toc12624 </w:instrText>
+          </w:r>
+          <w:r>
+            <w:rPr>
+              <w:rFonts w:ascii="Times New Roman" w:hAnsi="Times New Roman" w:cs="Times New Roman"/>
+              <w:bCs/>
+              <w:lang w:val="zh-CN"/>
+            </w:rPr>
+            <w:fldChar w:fldCharType="separate"/>
+          </w:r>
+          <w:r>
+            <w:rPr>
+              <w:rFonts w:hint="eastAsia"/>
+              <w:lang w:val="en-US" w:eastAsia="zh-CN"/>
+            </w:rPr>
+            <w:t>1.1</w:t>
+          </w:r>
+          <w:r>
+            <w:rPr>
+              <w:rFonts w:hint="eastAsia"/>
+            </w:rPr>
+            <w:t>产品介绍</w:t>
+          </w:r>
+          <w:r>
+            <w:tab/>
+          </w:r>
+          <w:r>
+            <w:fldChar w:fldCharType="begin"/>
+          </w:r>
+          <w:r>
+            <w:instrText xml:space="preserve"> PAGEREF _Toc12624 \h </w:instrText>
+          </w:r>
+          <w:r>
+            <w:fldChar w:fldCharType="separate"/>
+          </w:r>
+          <w:r>
+            <w:t>3</w:t>
+          </w:r>
+          <w:r>
+            <w:fldChar w:fldCharType="end"/>
+          </w:r>
+          <w:r>
+            <w:rPr>
+              <w:rFonts w:ascii="Times New Roman" w:hAnsi="Times New Roman" w:cs="Times New Roman"/>
+              <w:bCs/>
+              <w:lang w:val="zh-CN"/>
+            </w:rPr>
+            <w:fldChar w:fldCharType="end"/>
+          </w:r>
+        </w:p>
+        <w:p>
+          <w:pPr>
+            <w:pStyle w:val="10"/>
+            <w:tabs>
+              <w:tab w:val="right" w:leader="dot" w:pos="9638"/>
+            </w:tabs>
+          </w:pPr>
+          <w:r>
+            <w:rPr>
+              <w:rFonts w:ascii="Times New Roman" w:hAnsi="Times New Roman" w:cs="Times New Roman"/>
+              <w:bCs/>
+              <w:lang w:val="zh-CN"/>
+            </w:rPr>
+            <w:fldChar w:fldCharType="begin"/>
+          </w:r>
+          <w:r>
+            <w:rPr>
+              <w:rFonts w:ascii="Times New Roman" w:hAnsi="Times New Roman" w:cs="Times New Roman"/>
+              <w:bCs/>
+              <w:lang w:val="zh-CN"/>
+            </w:rPr>
+            <w:instrText xml:space="preserve"> HYPERLINK \l _Toc8791 </w:instrText>
+          </w:r>
+          <w:r>
+            <w:rPr>
+              <w:rFonts w:ascii="Times New Roman" w:hAnsi="Times New Roman" w:cs="Times New Roman"/>
+              <w:bCs/>
+              <w:lang w:val="zh-CN"/>
+            </w:rPr>
+            <w:fldChar w:fldCharType="separate"/>
+          </w:r>
+          <w:r>
+            <w:rPr>
+              <w:rFonts w:hint="eastAsia"/>
+              <w:lang w:val="en-US" w:eastAsia="zh-CN"/>
+            </w:rPr>
+            <w:t>1.2主要功能</w:t>
+          </w:r>
+          <w:r>
+            <w:tab/>
+          </w:r>
+          <w:r>
+            <w:fldChar w:fldCharType="begin"/>
+          </w:r>
+          <w:r>
+            <w:instrText xml:space="preserve"> PAGEREF _Toc8791 \h </w:instrText>
+          </w:r>
+          <w:r>
+            <w:fldChar w:fldCharType="separate"/>
+          </w:r>
+          <w:r>
+            <w:t>4</w:t>
+          </w:r>
+          <w:r>
+            <w:fldChar w:fldCharType="end"/>
+          </w:r>
+          <w:r>
+            <w:rPr>
+              <w:rFonts w:ascii="Times New Roman" w:hAnsi="Times New Roman" w:cs="Times New Roman"/>
+              <w:bCs/>
+              <w:lang w:val="zh-CN"/>
+            </w:rPr>
+            <w:fldChar w:fldCharType="end"/>
+          </w:r>
+        </w:p>
+        <w:p>
+          <w:pPr>
+            <w:pStyle w:val="10"/>
+            <w:tabs>
+              <w:tab w:val="right" w:leader="dot" w:pos="9638"/>
+            </w:tabs>
+          </w:pPr>
+          <w:r>
+            <w:rPr>
+              <w:rFonts w:ascii="Times New Roman" w:hAnsi="Times New Roman" w:cs="Times New Roman"/>
+              <w:bCs/>
+              <w:lang w:val="zh-CN"/>
+            </w:rPr>
+            <w:fldChar w:fldCharType="begin"/>
+          </w:r>
+          <w:r>
+            <w:rPr>
+              <w:rFonts w:ascii="Times New Roman" w:hAnsi="Times New Roman" w:cs="Times New Roman"/>
+              <w:bCs/>
+              <w:lang w:val="zh-CN"/>
+            </w:rPr>
+            <w:instrText xml:space="preserve"> HYPERLINK \l _Toc24860 </w:instrText>
+          </w:r>
+          <w:r>
+            <w:rPr>
+              <w:rFonts w:ascii="Times New Roman" w:hAnsi="Times New Roman" w:cs="Times New Roman"/>
+              <w:bCs/>
+              <w:lang w:val="zh-CN"/>
+            </w:rPr>
+            <w:fldChar w:fldCharType="separate"/>
+          </w:r>
+          <w:r>
+            <w:rPr>
+              <w:rFonts w:hint="eastAsia"/>
+              <w:lang w:val="en-US" w:eastAsia="zh-CN"/>
+            </w:rPr>
+            <w:t>1.3</w:t>
+          </w:r>
+          <w:r>
+            <w:rPr>
+              <w:rFonts w:hint="eastAsia"/>
+            </w:rPr>
+            <w:t>操作系统</w:t>
+          </w:r>
+          <w:r>
+            <w:tab/>
+          </w:r>
+          <w:r>
+            <w:fldChar w:fldCharType="begin"/>
+          </w:r>
+          <w:r>
+            <w:instrText xml:space="preserve"> PAGEREF _Toc24860 \h </w:instrText>
+          </w:r>
+          <w:r>
+            <w:fldChar w:fldCharType="separate"/>
+          </w:r>
+          <w:r>
+            <w:t>4</w:t>
+          </w:r>
+          <w:r>
+            <w:fldChar w:fldCharType="end"/>
+          </w:r>
+          <w:r>
+            <w:rPr>
+              <w:rFonts w:ascii="Times New Roman" w:hAnsi="Times New Roman" w:cs="Times New Roman"/>
+              <w:bCs/>
+              <w:lang w:val="zh-CN"/>
+            </w:rPr>
+            <w:fldChar w:fldCharType="end"/>
+          </w:r>
+        </w:p>
+        <w:p>
+          <w:pPr>
+            <w:pStyle w:val="10"/>
+            <w:tabs>
+              <w:tab w:val="right" w:leader="dot" w:pos="9638"/>
+            </w:tabs>
+          </w:pPr>
+          <w:r>
+            <w:rPr>
+              <w:rFonts w:ascii="Times New Roman" w:hAnsi="Times New Roman" w:cs="Times New Roman"/>
+              <w:bCs/>
+              <w:lang w:val="zh-CN"/>
+            </w:rPr>
+            <w:fldChar w:fldCharType="begin"/>
+          </w:r>
+          <w:r>
+            <w:rPr>
+              <w:rFonts w:ascii="Times New Roman" w:hAnsi="Times New Roman" w:cs="Times New Roman"/>
+              <w:bCs/>
+              <w:lang w:val="zh-CN"/>
+            </w:rPr>
+            <w:instrText xml:space="preserve"> HYPERLINK \l _Toc27050 </w:instrText>
+          </w:r>
+          <w:r>
+            <w:rPr>
+              <w:rFonts w:ascii="Times New Roman" w:hAnsi="Times New Roman" w:cs="Times New Roman"/>
+              <w:bCs/>
+              <w:lang w:val="zh-CN"/>
+            </w:rPr>
+            <w:fldChar w:fldCharType="separate"/>
+          </w:r>
+          <w:r>
+            <w:rPr>
+              <w:rFonts w:hint="eastAsia"/>
+              <w:lang w:val="en-US" w:eastAsia="zh-CN"/>
+            </w:rPr>
+            <w:t>1.4</w:t>
+          </w:r>
+          <w:r>
+            <w:rPr>
+              <w:rFonts w:hint="eastAsia"/>
+            </w:rPr>
+            <w:t>网络要求</w:t>
+          </w:r>
+          <w:r>
+            <w:tab/>
+          </w:r>
+          <w:r>
+            <w:fldChar w:fldCharType="begin"/>
+          </w:r>
+          <w:r>
+            <w:instrText xml:space="preserve"> PAGEREF _Toc27050 \h </w:instrText>
+          </w:r>
+          <w:r>
+            <w:fldChar w:fldCharType="separate"/>
+          </w:r>
+          <w:r>
+            <w:t>4</w:t>
+          </w:r>
+          <w:r>
+            <w:fldChar w:fldCharType="end"/>
+          </w:r>
+          <w:r>
+            <w:rPr>
+              <w:rFonts w:ascii="Times New Roman" w:hAnsi="Times New Roman" w:cs="Times New Roman"/>
+              <w:bCs/>
+              <w:lang w:val="zh-CN"/>
+            </w:rPr>
+            <w:fldChar w:fldCharType="end"/>
+          </w:r>
+        </w:p>
+        <w:p>
+          <w:pPr>
+            <w:pStyle w:val="10"/>
+            <w:tabs>
+              <w:tab w:val="right" w:leader="dot" w:pos="9638"/>
+            </w:tabs>
+          </w:pPr>
+          <w:r>
+            <w:rPr>
+              <w:rFonts w:ascii="Times New Roman" w:hAnsi="Times New Roman" w:cs="Times New Roman"/>
+              <w:bCs/>
+              <w:lang w:val="zh-CN"/>
+            </w:rPr>
+            <w:fldChar w:fldCharType="begin"/>
+          </w:r>
+          <w:r>
+            <w:rPr>
+              <w:rFonts w:ascii="Times New Roman" w:hAnsi="Times New Roman" w:cs="Times New Roman"/>
+              <w:bCs/>
+              <w:lang w:val="zh-CN"/>
+            </w:rPr>
+            <w:instrText xml:space="preserve"> HYPERLINK \l _Toc21019 </w:instrText>
+          </w:r>
+          <w:r>
+            <w:rPr>
+              <w:rFonts w:ascii="Times New Roman" w:hAnsi="Times New Roman" w:cs="Times New Roman"/>
+              <w:bCs/>
+              <w:lang w:val="zh-CN"/>
+            </w:rPr>
+            <w:fldChar w:fldCharType="separate"/>
+          </w:r>
+          <w:r>
+            <w:rPr>
+              <w:rFonts w:hint="eastAsia"/>
+              <w:lang w:val="en-US" w:eastAsia="zh-CN"/>
+            </w:rPr>
+            <w:t>1.5许可证信息</w:t>
+          </w:r>
+          <w:r>
+            <w:tab/>
+          </w:r>
+          <w:r>
+            <w:fldChar w:fldCharType="begin"/>
+          </w:r>
+          <w:r>
+            <w:instrText xml:space="preserve"> PAGEREF _Toc21019 \h </w:instrText>
+          </w:r>
+          <w:r>
+            <w:fldChar w:fldCharType="separate"/>
+          </w:r>
+          <w:r>
+            <w:t>5</w:t>
+          </w:r>
+          <w:r>
+            <w:fldChar w:fldCharType="end"/>
+          </w:r>
+          <w:r>
+            <w:rPr>
+              <w:rFonts w:ascii="Times New Roman" w:hAnsi="Times New Roman" w:cs="Times New Roman"/>
+              <w:bCs/>
+              <w:lang w:val="zh-CN"/>
+            </w:rPr>
             <w:fldChar w:fldCharType="end"/>
           </w:r>
         </w:p>
@@ -1687,94 +2041,399 @@
           <w:pPr>
             <w:pStyle w:val="12"/>
             <w:tabs>
-              <w:tab w:val="left" w:pos="1050"/>
-              <w:tab w:val="right" w:leader="dot" w:pos="9628"/>
+              <w:tab w:val="right" w:leader="dot" w:pos="9638"/>
+              <w:tab w:val="clear" w:pos="420"/>
+              <w:tab w:val="clear" w:pos="9628"/>
             </w:tabs>
           </w:pPr>
           <w:r>
+            <w:rPr>
+              <w:rFonts w:ascii="Times New Roman" w:hAnsi="Times New Roman" w:cs="Times New Roman"/>
+              <w:bCs/>
+              <w:lang w:val="zh-CN"/>
+            </w:rPr>
             <w:fldChar w:fldCharType="begin"/>
           </w:r>
           <w:r>
-            <w:instrText xml:space="preserve"> HYPERLINK \l "_Toc369783593" </w:instrText>
-          </w:r>
-          <w:r>
+            <w:rPr>
+              <w:rFonts w:ascii="Times New Roman" w:hAnsi="Times New Roman" w:cs="Times New Roman"/>
+              <w:bCs/>
+              <w:lang w:val="zh-CN"/>
+            </w:rPr>
+            <w:instrText xml:space="preserve"> HYPERLINK \l _Toc24680 </w:instrText>
+          </w:r>
+          <w:r>
+            <w:rPr>
+              <w:rFonts w:ascii="Times New Roman" w:hAnsi="Times New Roman" w:cs="Times New Roman"/>
+              <w:bCs/>
+              <w:lang w:val="zh-CN"/>
+            </w:rPr>
             <w:fldChar w:fldCharType="separate"/>
           </w:r>
           <w:r>
             <w:rPr>
-              <w:rStyle w:val="16"/>
+              <w:rFonts w:hint="eastAsia" w:ascii="Times New Roman" w:hAnsi="Times New Roman" w:cs="Times New Roman"/>
+              <w:lang w:val="en-US" w:eastAsia="zh-CN"/>
+            </w:rPr>
+            <w:t xml:space="preserve">第2章 </w:t>
+          </w:r>
+          <w:r>
+            <w:rPr>
+              <w:rFonts w:hint="eastAsia"/>
+              <w:lang w:val="en-US" w:eastAsia="zh-CN"/>
+            </w:rPr>
+            <w:t>安装与配置</w:t>
+          </w:r>
+          <w:r>
+            <w:tab/>
+          </w:r>
+          <w:r>
+            <w:fldChar w:fldCharType="begin"/>
+          </w:r>
+          <w:r>
+            <w:instrText xml:space="preserve"> PAGEREF _Toc24680 \h </w:instrText>
+          </w:r>
+          <w:r>
+            <w:fldChar w:fldCharType="separate"/>
+          </w:r>
+          <w:r>
+            <w:t>5</w:t>
+          </w:r>
+          <w:r>
+            <w:fldChar w:fldCharType="end"/>
+          </w:r>
+          <w:r>
+            <w:rPr>
               <w:rFonts w:ascii="Times New Roman" w:hAnsi="Times New Roman" w:cs="Times New Roman"/>
+              <w:bCs/>
+              <w:lang w:val="zh-CN"/>
             </w:rPr>
-            <w:t>1.1.</w:t>
-          </w:r>
-          <w:r>
-            <w:tab/>
-          </w:r>
-          <w:r>
-            <w:rPr>
-              <w:rStyle w:val="16"/>
-              <w:rFonts w:hint="eastAsia" w:ascii="Times New Roman" w:hAnsi="Times New Roman" w:cs="Times New Roman"/>
-            </w:rPr>
-            <w:t>二级标题</w:t>
-          </w:r>
-          <w:r>
-            <w:tab/>
-          </w:r>
-          <w:r>
-            <w:fldChar w:fldCharType="begin"/>
-          </w:r>
-          <w:r>
-            <w:instrText xml:space="preserve"> PAGEREF _Toc369783593 \h </w:instrText>
-          </w:r>
-          <w:r>
-            <w:fldChar w:fldCharType="separate"/>
-          </w:r>
-          <w:r>
-            <w:rPr>
-              <w:b/>
-            </w:rPr>
-            <w:t>错误！未定义书签。</w:t>
-          </w:r>
-          <w:r>
-            <w:fldChar w:fldCharType="end"/>
-          </w:r>
-          <w:r>
             <w:fldChar w:fldCharType="end"/>
           </w:r>
         </w:p>
         <w:p>
           <w:pPr>
-            <w:pStyle w:val="7"/>
+            <w:pStyle w:val="10"/>
             <w:tabs>
-              <w:tab w:val="left" w:pos="1680"/>
-              <w:tab w:val="right" w:leader="dot" w:pos="9628"/>
+              <w:tab w:val="right" w:leader="dot" w:pos="9638"/>
             </w:tabs>
           </w:pPr>
           <w:r>
+            <w:rPr>
+              <w:rFonts w:ascii="Times New Roman" w:hAnsi="Times New Roman" w:cs="Times New Roman"/>
+              <w:bCs/>
+              <w:lang w:val="zh-CN"/>
+            </w:rPr>
             <w:fldChar w:fldCharType="begin"/>
           </w:r>
           <w:r>
-            <w:instrText xml:space="preserve"> HYPERLINK \l "_Toc369783594" </w:instrText>
-          </w:r>
-          <w:r>
+            <w:rPr>
+              <w:rFonts w:ascii="Times New Roman" w:hAnsi="Times New Roman" w:cs="Times New Roman"/>
+              <w:bCs/>
+              <w:lang w:val="zh-CN"/>
+            </w:rPr>
+            <w:instrText xml:space="preserve"> HYPERLINK \l _Toc13522 </w:instrText>
+          </w:r>
+          <w:r>
+            <w:rPr>
+              <w:rFonts w:ascii="Times New Roman" w:hAnsi="Times New Roman" w:cs="Times New Roman"/>
+              <w:bCs/>
+              <w:lang w:val="zh-CN"/>
+            </w:rPr>
             <w:fldChar w:fldCharType="separate"/>
           </w:r>
           <w:r>
             <w:rPr>
-              <w:rStyle w:val="16"/>
+              <w:rFonts w:hint="eastAsia"/>
+              <w:lang w:val="en-US" w:eastAsia="zh-CN"/>
+            </w:rPr>
+            <w:t>2.1</w:t>
+          </w:r>
+          <w:r>
+            <w:rPr>
+              <w:rFonts w:hint="eastAsia"/>
+            </w:rPr>
+            <w:t xml:space="preserve"> 客户端安装</w:t>
+          </w:r>
+          <w:r>
+            <w:tab/>
+          </w:r>
+          <w:r>
+            <w:fldChar w:fldCharType="begin"/>
+          </w:r>
+          <w:r>
+            <w:instrText xml:space="preserve"> PAGEREF _Toc13522 \h </w:instrText>
+          </w:r>
+          <w:r>
+            <w:fldChar w:fldCharType="separate"/>
+          </w:r>
+          <w:r>
+            <w:t>5</w:t>
+          </w:r>
+          <w:r>
+            <w:fldChar w:fldCharType="end"/>
+          </w:r>
+          <w:r>
+            <w:rPr>
               <w:rFonts w:ascii="Times New Roman" w:hAnsi="Times New Roman" w:cs="Times New Roman"/>
+              <w:bCs/>
+              <w:lang w:val="zh-CN"/>
             </w:rPr>
-            <w:t>1.1.1.</w:t>
+            <w:fldChar w:fldCharType="end"/>
+          </w:r>
+        </w:p>
+        <w:p>
+          <w:pPr>
+            <w:pStyle w:val="10"/>
+            <w:tabs>
+              <w:tab w:val="right" w:leader="dot" w:pos="9638"/>
+            </w:tabs>
+          </w:pPr>
+          <w:r>
+            <w:rPr>
+              <w:rFonts w:ascii="Times New Roman" w:hAnsi="Times New Roman" w:cs="Times New Roman"/>
+              <w:bCs/>
+              <w:lang w:val="zh-CN"/>
+            </w:rPr>
+            <w:fldChar w:fldCharType="begin"/>
+          </w:r>
+          <w:r>
+            <w:rPr>
+              <w:rFonts w:ascii="Times New Roman" w:hAnsi="Times New Roman" w:cs="Times New Roman"/>
+              <w:bCs/>
+              <w:lang w:val="zh-CN"/>
+            </w:rPr>
+            <w:instrText xml:space="preserve"> HYPERLINK \l _Toc30483 </w:instrText>
+          </w:r>
+          <w:r>
+            <w:rPr>
+              <w:rFonts w:ascii="Times New Roman" w:hAnsi="Times New Roman" w:cs="Times New Roman"/>
+              <w:bCs/>
+              <w:lang w:val="zh-CN"/>
+            </w:rPr>
+            <w:fldChar w:fldCharType="separate"/>
+          </w:r>
+          <w:r>
+            <w:rPr>
+              <w:rFonts w:hint="eastAsia"/>
+              <w:lang w:val="en-US" w:eastAsia="zh-CN"/>
+            </w:rPr>
+            <w:t>2.2</w:t>
+          </w:r>
+          <w:r>
+            <w:rPr>
+              <w:rFonts w:hint="eastAsia"/>
+            </w:rPr>
+            <w:t xml:space="preserve"> 首次启动配置</w:t>
           </w:r>
           <w:r>
             <w:tab/>
           </w:r>
           <w:r>
+            <w:fldChar w:fldCharType="begin"/>
+          </w:r>
+          <w:r>
+            <w:instrText xml:space="preserve"> PAGEREF _Toc30483 \h </w:instrText>
+          </w:r>
+          <w:r>
+            <w:fldChar w:fldCharType="separate"/>
+          </w:r>
+          <w:r>
+            <w:t>5</w:t>
+          </w:r>
+          <w:r>
+            <w:fldChar w:fldCharType="end"/>
+          </w:r>
+          <w:r>
             <w:rPr>
-              <w:rStyle w:val="16"/>
+              <w:rFonts w:ascii="Times New Roman" w:hAnsi="Times New Roman" w:cs="Times New Roman"/>
+              <w:bCs/>
+              <w:lang w:val="zh-CN"/>
+            </w:rPr>
+            <w:fldChar w:fldCharType="end"/>
+          </w:r>
+        </w:p>
+        <w:p>
+          <w:pPr>
+            <w:pStyle w:val="10"/>
+            <w:tabs>
+              <w:tab w:val="right" w:leader="dot" w:pos="9638"/>
+            </w:tabs>
+          </w:pPr>
+          <w:r>
+            <w:rPr>
+              <w:rFonts w:ascii="Times New Roman" w:hAnsi="Times New Roman" w:cs="Times New Roman"/>
+              <w:bCs/>
+              <w:lang w:val="zh-CN"/>
+            </w:rPr>
+            <w:fldChar w:fldCharType="begin"/>
+          </w:r>
+          <w:r>
+            <w:rPr>
+              <w:rFonts w:ascii="Times New Roman" w:hAnsi="Times New Roman" w:cs="Times New Roman"/>
+              <w:bCs/>
+              <w:lang w:val="zh-CN"/>
+            </w:rPr>
+            <w:instrText xml:space="preserve"> HYPERLINK \l _Toc31108 </w:instrText>
+          </w:r>
+          <w:r>
+            <w:rPr>
+              <w:rFonts w:ascii="Times New Roman" w:hAnsi="Times New Roman" w:cs="Times New Roman"/>
+              <w:bCs/>
+              <w:lang w:val="zh-CN"/>
+            </w:rPr>
+            <w:fldChar w:fldCharType="separate"/>
+          </w:r>
+          <w:r>
+            <w:rPr>
+              <w:rFonts w:hint="eastAsia"/>
+              <w:lang w:val="en-US" w:eastAsia="zh-CN"/>
+            </w:rPr>
+            <w:t>2.3</w:t>
+          </w:r>
+          <w:r>
+            <w:rPr>
+              <w:rFonts w:hint="eastAsia"/>
+            </w:rPr>
+            <w:t xml:space="preserve"> 启动应用</w:t>
+          </w:r>
+          <w:r>
+            <w:tab/>
+          </w:r>
+          <w:r>
+            <w:fldChar w:fldCharType="begin"/>
+          </w:r>
+          <w:r>
+            <w:instrText xml:space="preserve"> PAGEREF _Toc31108 \h </w:instrText>
+          </w:r>
+          <w:r>
+            <w:fldChar w:fldCharType="separate"/>
+          </w:r>
+          <w:r>
+            <w:t>5</w:t>
+          </w:r>
+          <w:r>
+            <w:fldChar w:fldCharType="end"/>
+          </w:r>
+          <w:r>
+            <w:rPr>
+              <w:rFonts w:ascii="Times New Roman" w:hAnsi="Times New Roman" w:cs="Times New Roman"/>
+              <w:bCs/>
+              <w:lang w:val="zh-CN"/>
+            </w:rPr>
+            <w:fldChar w:fldCharType="end"/>
+          </w:r>
+        </w:p>
+        <w:p>
+          <w:pPr>
+            <w:pStyle w:val="10"/>
+            <w:tabs>
+              <w:tab w:val="right" w:leader="dot" w:pos="9638"/>
+            </w:tabs>
+          </w:pPr>
+          <w:r>
+            <w:rPr>
+              <w:rFonts w:ascii="Times New Roman" w:hAnsi="Times New Roman" w:cs="Times New Roman"/>
+              <w:bCs/>
+              <w:lang w:val="zh-CN"/>
+            </w:rPr>
+            <w:fldChar w:fldCharType="begin"/>
+          </w:r>
+          <w:r>
+            <w:rPr>
+              <w:rFonts w:ascii="Times New Roman" w:hAnsi="Times New Roman" w:cs="Times New Roman"/>
+              <w:bCs/>
+              <w:lang w:val="zh-CN"/>
+            </w:rPr>
+            <w:instrText xml:space="preserve"> HYPERLINK \l _Toc16257 </w:instrText>
+          </w:r>
+          <w:r>
+            <w:rPr>
+              <w:rFonts w:ascii="Times New Roman" w:hAnsi="Times New Roman" w:cs="Times New Roman"/>
+              <w:bCs/>
+              <w:lang w:val="zh-CN"/>
+            </w:rPr>
+            <w:fldChar w:fldCharType="separate"/>
+          </w:r>
+          <w:r>
+            <w:rPr>
+              <w:rFonts w:hint="eastAsia"/>
+              <w:lang w:val="en-US" w:eastAsia="zh-CN"/>
+            </w:rPr>
+            <w:t>2.4</w:t>
+          </w:r>
+          <w:r>
+            <w:rPr>
+              <w:rFonts w:hint="eastAsia"/>
+            </w:rPr>
+            <w:t xml:space="preserve"> 首次使用</w:t>
+          </w:r>
+          <w:r>
+            <w:tab/>
+          </w:r>
+          <w:r>
+            <w:fldChar w:fldCharType="begin"/>
+          </w:r>
+          <w:r>
+            <w:instrText xml:space="preserve"> PAGEREF _Toc16257 \h </w:instrText>
+          </w:r>
+          <w:r>
+            <w:fldChar w:fldCharType="separate"/>
+          </w:r>
+          <w:r>
+            <w:t>5</w:t>
+          </w:r>
+          <w:r>
+            <w:fldChar w:fldCharType="end"/>
+          </w:r>
+          <w:r>
+            <w:rPr>
+              <w:rFonts w:ascii="Times New Roman" w:hAnsi="Times New Roman" w:cs="Times New Roman"/>
+              <w:bCs/>
+              <w:lang w:val="zh-CN"/>
+            </w:rPr>
+            <w:fldChar w:fldCharType="end"/>
+          </w:r>
+        </w:p>
+        <w:p>
+          <w:pPr>
+            <w:pStyle w:val="12"/>
+            <w:tabs>
+              <w:tab w:val="right" w:leader="dot" w:pos="9638"/>
+              <w:tab w:val="clear" w:pos="420"/>
+              <w:tab w:val="clear" w:pos="9628"/>
+            </w:tabs>
+          </w:pPr>
+          <w:r>
+            <w:rPr>
+              <w:rFonts w:ascii="Times New Roman" w:hAnsi="Times New Roman" w:cs="Times New Roman"/>
+              <w:bCs/>
+              <w:lang w:val="zh-CN"/>
+            </w:rPr>
+            <w:fldChar w:fldCharType="begin"/>
+          </w:r>
+          <w:r>
+            <w:rPr>
+              <w:rFonts w:ascii="Times New Roman" w:hAnsi="Times New Roman" w:cs="Times New Roman"/>
+              <w:bCs/>
+              <w:lang w:val="zh-CN"/>
+            </w:rPr>
+            <w:instrText xml:space="preserve"> HYPERLINK \l _Toc19149 </w:instrText>
+          </w:r>
+          <w:r>
+            <w:rPr>
+              <w:rFonts w:ascii="Times New Roman" w:hAnsi="Times New Roman" w:cs="Times New Roman"/>
+              <w:bCs/>
+              <w:lang w:val="zh-CN"/>
+            </w:rPr>
+            <w:fldChar w:fldCharType="separate"/>
+          </w:r>
+          <w:r>
+            <w:rPr>
               <w:rFonts w:hint="eastAsia" w:ascii="Times New Roman" w:hAnsi="Times New Roman" w:cs="Times New Roman"/>
+              <w:lang w:val="en-US" w:eastAsia="zh-CN"/>
             </w:rPr>
-            <w:t>三级标题</w:t>
+            <w:t>第3章 功能详解</w:t>
           </w:r>
           <w:r>
             <w:tab/>
@@ -1783,7 +2442,7 @@
             <w:fldChar w:fldCharType="begin"/>
           </w:r>
           <w:r>
-            <w:instrText xml:space="preserve"> PAGEREF _Toc369783594 \h </w:instrText>
+            <w:instrText xml:space="preserve"> PAGEREF _Toc19149 \h </w:instrText>
           </w:r>
           <w:r>
             <w:fldChar w:fldCharType="separate"/>
@@ -1795,8 +2454,1271 @@
             <w:fldChar w:fldCharType="end"/>
           </w:r>
           <w:r>
+            <w:rPr>
+              <w:rFonts w:ascii="Times New Roman" w:hAnsi="Times New Roman" w:cs="Times New Roman"/>
+              <w:bCs/>
+              <w:lang w:val="zh-CN"/>
+            </w:rPr>
             <w:fldChar w:fldCharType="end"/>
           </w:r>
+        </w:p>
+        <w:p>
+          <w:pPr>
+            <w:pStyle w:val="10"/>
+            <w:tabs>
+              <w:tab w:val="right" w:leader="dot" w:pos="9638"/>
+            </w:tabs>
+          </w:pPr>
+          <w:r>
+            <w:rPr>
+              <w:rFonts w:ascii="Times New Roman" w:hAnsi="Times New Roman" w:cs="Times New Roman"/>
+              <w:bCs/>
+              <w:lang w:val="zh-CN"/>
+            </w:rPr>
+            <w:fldChar w:fldCharType="begin"/>
+          </w:r>
+          <w:r>
+            <w:rPr>
+              <w:rFonts w:ascii="Times New Roman" w:hAnsi="Times New Roman" w:cs="Times New Roman"/>
+              <w:bCs/>
+              <w:lang w:val="zh-CN"/>
+            </w:rPr>
+            <w:instrText xml:space="preserve"> HYPERLINK \l _Toc403 </w:instrText>
+          </w:r>
+          <w:r>
+            <w:rPr>
+              <w:rFonts w:ascii="Times New Roman" w:hAnsi="Times New Roman" w:cs="Times New Roman"/>
+              <w:bCs/>
+              <w:lang w:val="zh-CN"/>
+            </w:rPr>
+            <w:fldChar w:fldCharType="separate"/>
+          </w:r>
+          <w:r>
+            <w:rPr>
+              <w:rFonts w:hint="eastAsia"/>
+              <w:lang w:val="en-US" w:eastAsia="zh-CN"/>
+            </w:rPr>
+            <w:t>3.1</w:t>
+          </w:r>
+          <w:r>
+            <w:rPr>
+              <w:rFonts w:hint="eastAsia"/>
+            </w:rPr>
+            <w:t xml:space="preserve"> </w:t>
+          </w:r>
+          <w:r>
+            <w:rPr>
+              <w:rFonts w:hint="eastAsia"/>
+              <w:lang w:val="en-US" w:eastAsia="zh-CN"/>
+            </w:rPr>
+            <w:t>连接Java进程</w:t>
+          </w:r>
+          <w:r>
+            <w:tab/>
+          </w:r>
+          <w:r>
+            <w:fldChar w:fldCharType="begin"/>
+          </w:r>
+          <w:r>
+            <w:instrText xml:space="preserve"> PAGEREF _Toc403 \h </w:instrText>
+          </w:r>
+          <w:r>
+            <w:fldChar w:fldCharType="separate"/>
+          </w:r>
+          <w:r>
+            <w:t>6</w:t>
+          </w:r>
+          <w:r>
+            <w:fldChar w:fldCharType="end"/>
+          </w:r>
+          <w:r>
+            <w:rPr>
+              <w:rFonts w:ascii="Times New Roman" w:hAnsi="Times New Roman" w:cs="Times New Roman"/>
+              <w:bCs/>
+              <w:lang w:val="zh-CN"/>
+            </w:rPr>
+            <w:fldChar w:fldCharType="end"/>
+          </w:r>
+        </w:p>
+        <w:p>
+          <w:pPr>
+            <w:pStyle w:val="13"/>
+            <w:tabs>
+              <w:tab w:val="right" w:leader="dot" w:pos="9638"/>
+            </w:tabs>
+          </w:pPr>
+          <w:r>
+            <w:rPr>
+              <w:rFonts w:ascii="Times New Roman" w:hAnsi="Times New Roman" w:cs="Times New Roman"/>
+              <w:bCs/>
+              <w:lang w:val="zh-CN"/>
+            </w:rPr>
+            <w:fldChar w:fldCharType="begin"/>
+          </w:r>
+          <w:r>
+            <w:rPr>
+              <w:rFonts w:ascii="Times New Roman" w:hAnsi="Times New Roman" w:cs="Times New Roman"/>
+              <w:bCs/>
+              <w:lang w:val="zh-CN"/>
+            </w:rPr>
+            <w:instrText xml:space="preserve"> HYPERLINK \l _Toc16877 </w:instrText>
+          </w:r>
+          <w:r>
+            <w:rPr>
+              <w:rFonts w:ascii="Times New Roman" w:hAnsi="Times New Roman" w:cs="Times New Roman"/>
+              <w:bCs/>
+              <w:lang w:val="zh-CN"/>
+            </w:rPr>
+            <w:fldChar w:fldCharType="separate"/>
+          </w:r>
+          <w:r>
+            <w:rPr>
+              <w:rFonts w:hint="eastAsia" w:ascii="Times New Roman" w:hAnsi="Times New Roman" w:cs="Times New Roman"/>
+              <w:lang w:val="en-US" w:eastAsia="zh-CN"/>
+            </w:rPr>
+            <w:t xml:space="preserve">3.1.1 </w:t>
+          </w:r>
+          <w:r>
+            <w:rPr>
+              <w:rFonts w:hint="eastAsia"/>
+              <w:lang w:val="en-US" w:eastAsia="zh-CN"/>
+            </w:rPr>
+            <w:t>功能描述</w:t>
+          </w:r>
+          <w:r>
+            <w:tab/>
+          </w:r>
+          <w:r>
+            <w:fldChar w:fldCharType="begin"/>
+          </w:r>
+          <w:r>
+            <w:instrText xml:space="preserve"> PAGEREF _Toc16877 \h </w:instrText>
+          </w:r>
+          <w:r>
+            <w:fldChar w:fldCharType="separate"/>
+          </w:r>
+          <w:r>
+            <w:t>6</w:t>
+          </w:r>
+          <w:r>
+            <w:fldChar w:fldCharType="end"/>
+          </w:r>
+          <w:r>
+            <w:rPr>
+              <w:rFonts w:ascii="Times New Roman" w:hAnsi="Times New Roman" w:cs="Times New Roman"/>
+              <w:bCs/>
+              <w:lang w:val="zh-CN"/>
+            </w:rPr>
+            <w:fldChar w:fldCharType="end"/>
+          </w:r>
+        </w:p>
+        <w:p>
+          <w:pPr>
+            <w:pStyle w:val="13"/>
+            <w:tabs>
+              <w:tab w:val="right" w:leader="dot" w:pos="9638"/>
+            </w:tabs>
+          </w:pPr>
+          <w:r>
+            <w:rPr>
+              <w:rFonts w:ascii="Times New Roman" w:hAnsi="Times New Roman" w:cs="Times New Roman"/>
+              <w:bCs/>
+              <w:lang w:val="zh-CN"/>
+            </w:rPr>
+            <w:fldChar w:fldCharType="begin"/>
+          </w:r>
+          <w:r>
+            <w:rPr>
+              <w:rFonts w:ascii="Times New Roman" w:hAnsi="Times New Roman" w:cs="Times New Roman"/>
+              <w:bCs/>
+              <w:lang w:val="zh-CN"/>
+            </w:rPr>
+            <w:instrText xml:space="preserve"> HYPERLINK \l _Toc18125 </w:instrText>
+          </w:r>
+          <w:r>
+            <w:rPr>
+              <w:rFonts w:ascii="Times New Roman" w:hAnsi="Times New Roman" w:cs="Times New Roman"/>
+              <w:bCs/>
+              <w:lang w:val="zh-CN"/>
+            </w:rPr>
+            <w:fldChar w:fldCharType="separate"/>
+          </w:r>
+          <w:r>
+            <w:rPr>
+              <w:rFonts w:hint="eastAsia" w:ascii="Times New Roman" w:hAnsi="Times New Roman" w:cs="Times New Roman"/>
+              <w:lang w:val="en-US" w:eastAsia="zh-CN"/>
+            </w:rPr>
+            <w:t xml:space="preserve">3.1.2 </w:t>
+          </w:r>
+          <w:r>
+            <w:rPr>
+              <w:rFonts w:hint="eastAsia"/>
+              <w:lang w:val="en-US" w:eastAsia="zh-CN"/>
+            </w:rPr>
+            <w:t>操作步骤</w:t>
+          </w:r>
+          <w:r>
+            <w:tab/>
+          </w:r>
+          <w:r>
+            <w:fldChar w:fldCharType="begin"/>
+          </w:r>
+          <w:r>
+            <w:instrText xml:space="preserve"> PAGEREF _Toc18125 \h </w:instrText>
+          </w:r>
+          <w:r>
+            <w:fldChar w:fldCharType="separate"/>
+          </w:r>
+          <w:r>
+            <w:t>6</w:t>
+          </w:r>
+          <w:r>
+            <w:fldChar w:fldCharType="end"/>
+          </w:r>
+          <w:r>
+            <w:rPr>
+              <w:rFonts w:ascii="Times New Roman" w:hAnsi="Times New Roman" w:cs="Times New Roman"/>
+              <w:bCs/>
+              <w:lang w:val="zh-CN"/>
+            </w:rPr>
+            <w:fldChar w:fldCharType="end"/>
+          </w:r>
+        </w:p>
+        <w:p>
+          <w:pPr>
+            <w:pStyle w:val="13"/>
+            <w:tabs>
+              <w:tab w:val="right" w:leader="dot" w:pos="9638"/>
+            </w:tabs>
+          </w:pPr>
+          <w:r>
+            <w:rPr>
+              <w:rFonts w:ascii="Times New Roman" w:hAnsi="Times New Roman" w:cs="Times New Roman"/>
+              <w:bCs/>
+              <w:lang w:val="zh-CN"/>
+            </w:rPr>
+            <w:fldChar w:fldCharType="begin"/>
+          </w:r>
+          <w:r>
+            <w:rPr>
+              <w:rFonts w:ascii="Times New Roman" w:hAnsi="Times New Roman" w:cs="Times New Roman"/>
+              <w:bCs/>
+              <w:lang w:val="zh-CN"/>
+            </w:rPr>
+            <w:instrText xml:space="preserve"> HYPERLINK \l _Toc19098 </w:instrText>
+          </w:r>
+          <w:r>
+            <w:rPr>
+              <w:rFonts w:ascii="Times New Roman" w:hAnsi="Times New Roman" w:cs="Times New Roman"/>
+              <w:bCs/>
+              <w:lang w:val="zh-CN"/>
+            </w:rPr>
+            <w:fldChar w:fldCharType="separate"/>
+          </w:r>
+          <w:r>
+            <w:rPr>
+              <w:rFonts w:hint="eastAsia" w:ascii="Times New Roman" w:hAnsi="Times New Roman" w:cs="Times New Roman"/>
+              <w:lang w:val="en-US" w:eastAsia="zh-CN"/>
+            </w:rPr>
+            <w:t xml:space="preserve">3.1.3 </w:t>
+          </w:r>
+          <w:r>
+            <w:rPr>
+              <w:rFonts w:hint="eastAsia"/>
+              <w:lang w:val="en-US" w:eastAsia="zh-CN"/>
+            </w:rPr>
+            <w:t>本地进程连接</w:t>
+          </w:r>
+          <w:r>
+            <w:tab/>
+          </w:r>
+          <w:r>
+            <w:fldChar w:fldCharType="begin"/>
+          </w:r>
+          <w:r>
+            <w:instrText xml:space="preserve"> PAGEREF _Toc19098 \h </w:instrText>
+          </w:r>
+          <w:r>
+            <w:fldChar w:fldCharType="separate"/>
+          </w:r>
+          <w:r>
+            <w:t>7</w:t>
+          </w:r>
+          <w:r>
+            <w:fldChar w:fldCharType="end"/>
+          </w:r>
+          <w:r>
+            <w:rPr>
+              <w:rFonts w:ascii="Times New Roman" w:hAnsi="Times New Roman" w:cs="Times New Roman"/>
+              <w:bCs/>
+              <w:lang w:val="zh-CN"/>
+            </w:rPr>
+            <w:fldChar w:fldCharType="end"/>
+          </w:r>
+        </w:p>
+        <w:p>
+          <w:pPr>
+            <w:pStyle w:val="13"/>
+            <w:tabs>
+              <w:tab w:val="right" w:leader="dot" w:pos="9638"/>
+            </w:tabs>
+          </w:pPr>
+          <w:r>
+            <w:rPr>
+              <w:rFonts w:ascii="Times New Roman" w:hAnsi="Times New Roman" w:cs="Times New Roman"/>
+              <w:bCs/>
+              <w:lang w:val="zh-CN"/>
+            </w:rPr>
+            <w:fldChar w:fldCharType="begin"/>
+          </w:r>
+          <w:r>
+            <w:rPr>
+              <w:rFonts w:ascii="Times New Roman" w:hAnsi="Times New Roman" w:cs="Times New Roman"/>
+              <w:bCs/>
+              <w:lang w:val="zh-CN"/>
+            </w:rPr>
+            <w:instrText xml:space="preserve"> HYPERLINK \l _Toc6999 </w:instrText>
+          </w:r>
+          <w:r>
+            <w:rPr>
+              <w:rFonts w:ascii="Times New Roman" w:hAnsi="Times New Roman" w:cs="Times New Roman"/>
+              <w:bCs/>
+              <w:lang w:val="zh-CN"/>
+            </w:rPr>
+            <w:fldChar w:fldCharType="separate"/>
+          </w:r>
+          <w:r>
+            <w:rPr>
+              <w:rFonts w:hint="eastAsia" w:ascii="Times New Roman" w:hAnsi="Times New Roman" w:cs="Times New Roman"/>
+              <w:lang w:val="en-US" w:eastAsia="zh-CN"/>
+            </w:rPr>
+            <w:t xml:space="preserve">3.1.4 </w:t>
+          </w:r>
+          <w:r>
+            <w:rPr>
+              <w:rFonts w:hint="eastAsia"/>
+              <w:lang w:val="en-US" w:eastAsia="zh-CN"/>
+            </w:rPr>
+            <w:t>远程进程连接</w:t>
+          </w:r>
+          <w:r>
+            <w:tab/>
+          </w:r>
+          <w:r>
+            <w:fldChar w:fldCharType="begin"/>
+          </w:r>
+          <w:r>
+            <w:instrText xml:space="preserve"> PAGEREF _Toc6999 \h </w:instrText>
+          </w:r>
+          <w:r>
+            <w:fldChar w:fldCharType="separate"/>
+          </w:r>
+          <w:r>
+            <w:t>7</w:t>
+          </w:r>
+          <w:r>
+            <w:fldChar w:fldCharType="end"/>
+          </w:r>
+          <w:r>
+            <w:rPr>
+              <w:rFonts w:ascii="Times New Roman" w:hAnsi="Times New Roman" w:cs="Times New Roman"/>
+              <w:bCs/>
+              <w:lang w:val="zh-CN"/>
+            </w:rPr>
+            <w:fldChar w:fldCharType="end"/>
+          </w:r>
+        </w:p>
+        <w:p>
+          <w:pPr>
+            <w:pStyle w:val="13"/>
+            <w:tabs>
+              <w:tab w:val="right" w:leader="dot" w:pos="9638"/>
+            </w:tabs>
+          </w:pPr>
+          <w:r>
+            <w:rPr>
+              <w:rFonts w:ascii="Times New Roman" w:hAnsi="Times New Roman" w:cs="Times New Roman"/>
+              <w:bCs/>
+              <w:lang w:val="zh-CN"/>
+            </w:rPr>
+            <w:fldChar w:fldCharType="begin"/>
+          </w:r>
+          <w:r>
+            <w:rPr>
+              <w:rFonts w:ascii="Times New Roman" w:hAnsi="Times New Roman" w:cs="Times New Roman"/>
+              <w:bCs/>
+              <w:lang w:val="zh-CN"/>
+            </w:rPr>
+            <w:instrText xml:space="preserve"> HYPERLINK \l _Toc6751 </w:instrText>
+          </w:r>
+          <w:r>
+            <w:rPr>
+              <w:rFonts w:ascii="Times New Roman" w:hAnsi="Times New Roman" w:cs="Times New Roman"/>
+              <w:bCs/>
+              <w:lang w:val="zh-CN"/>
+            </w:rPr>
+            <w:fldChar w:fldCharType="separate"/>
+          </w:r>
+          <w:r>
+            <w:rPr>
+              <w:rFonts w:hint="eastAsia" w:ascii="Times New Roman" w:hAnsi="Times New Roman" w:cs="Times New Roman"/>
+              <w:lang w:val="en-US" w:eastAsia="zh-CN"/>
+            </w:rPr>
+            <w:t xml:space="preserve">3.1.5 </w:t>
+          </w:r>
+          <w:r>
+            <w:rPr>
+              <w:rFonts w:hint="eastAsia"/>
+              <w:lang w:val="en-US" w:eastAsia="zh-CN"/>
+            </w:rPr>
+            <w:t>注意事项</w:t>
+          </w:r>
+          <w:r>
+            <w:tab/>
+          </w:r>
+          <w:r>
+            <w:fldChar w:fldCharType="begin"/>
+          </w:r>
+          <w:r>
+            <w:instrText xml:space="preserve"> PAGEREF _Toc6751 \h </w:instrText>
+          </w:r>
+          <w:r>
+            <w:fldChar w:fldCharType="separate"/>
+          </w:r>
+          <w:r>
+            <w:t>8</w:t>
+          </w:r>
+          <w:r>
+            <w:fldChar w:fldCharType="end"/>
+          </w:r>
+          <w:r>
+            <w:rPr>
+              <w:rFonts w:ascii="Times New Roman" w:hAnsi="Times New Roman" w:cs="Times New Roman"/>
+              <w:bCs/>
+              <w:lang w:val="zh-CN"/>
+            </w:rPr>
+            <w:fldChar w:fldCharType="end"/>
+          </w:r>
+        </w:p>
+        <w:p>
+          <w:pPr>
+            <w:pStyle w:val="10"/>
+            <w:tabs>
+              <w:tab w:val="right" w:leader="dot" w:pos="9638"/>
+            </w:tabs>
+          </w:pPr>
+          <w:r>
+            <w:rPr>
+              <w:rFonts w:ascii="Times New Roman" w:hAnsi="Times New Roman" w:cs="Times New Roman"/>
+              <w:bCs/>
+              <w:lang w:val="zh-CN"/>
+            </w:rPr>
+            <w:fldChar w:fldCharType="begin"/>
+          </w:r>
+          <w:r>
+            <w:rPr>
+              <w:rFonts w:ascii="Times New Roman" w:hAnsi="Times New Roman" w:cs="Times New Roman"/>
+              <w:bCs/>
+              <w:lang w:val="zh-CN"/>
+            </w:rPr>
+            <w:instrText xml:space="preserve"> HYPERLINK \l _Toc30842 </w:instrText>
+          </w:r>
+          <w:r>
+            <w:rPr>
+              <w:rFonts w:ascii="Times New Roman" w:hAnsi="Times New Roman" w:cs="Times New Roman"/>
+              <w:bCs/>
+              <w:lang w:val="zh-CN"/>
+            </w:rPr>
+            <w:fldChar w:fldCharType="separate"/>
+          </w:r>
+          <w:r>
+            <w:rPr>
+              <w:rFonts w:hint="eastAsia"/>
+              <w:lang w:val="en-US" w:eastAsia="zh-CN"/>
+            </w:rPr>
+            <w:t>3.</w:t>
+          </w:r>
+          <w:r>
+            <w:rPr>
+              <w:rFonts w:hint="eastAsia"/>
+            </w:rPr>
+            <w:t>2 概览</w:t>
+          </w:r>
+          <w:r>
+            <w:tab/>
+          </w:r>
+          <w:r>
+            <w:fldChar w:fldCharType="begin"/>
+          </w:r>
+          <w:r>
+            <w:instrText xml:space="preserve"> PAGEREF _Toc30842 \h </w:instrText>
+          </w:r>
+          <w:r>
+            <w:fldChar w:fldCharType="separate"/>
+          </w:r>
+          <w:r>
+            <w:t>8</w:t>
+          </w:r>
+          <w:r>
+            <w:fldChar w:fldCharType="end"/>
+          </w:r>
+          <w:r>
+            <w:rPr>
+              <w:rFonts w:ascii="Times New Roman" w:hAnsi="Times New Roman" w:cs="Times New Roman"/>
+              <w:bCs/>
+              <w:lang w:val="zh-CN"/>
+            </w:rPr>
+            <w:fldChar w:fldCharType="end"/>
+          </w:r>
+        </w:p>
+        <w:p>
+          <w:pPr>
+            <w:pStyle w:val="13"/>
+            <w:tabs>
+              <w:tab w:val="right" w:leader="dot" w:pos="9638"/>
+            </w:tabs>
+          </w:pPr>
+          <w:r>
+            <w:rPr>
+              <w:rFonts w:ascii="Times New Roman" w:hAnsi="Times New Roman" w:cs="Times New Roman"/>
+              <w:bCs/>
+              <w:lang w:val="zh-CN"/>
+            </w:rPr>
+            <w:fldChar w:fldCharType="begin"/>
+          </w:r>
+          <w:r>
+            <w:rPr>
+              <w:rFonts w:ascii="Times New Roman" w:hAnsi="Times New Roman" w:cs="Times New Roman"/>
+              <w:bCs/>
+              <w:lang w:val="zh-CN"/>
+            </w:rPr>
+            <w:instrText xml:space="preserve"> HYPERLINK \l _Toc32706 </w:instrText>
+          </w:r>
+          <w:r>
+            <w:rPr>
+              <w:rFonts w:ascii="Times New Roman" w:hAnsi="Times New Roman" w:cs="Times New Roman"/>
+              <w:bCs/>
+              <w:lang w:val="zh-CN"/>
+            </w:rPr>
+            <w:fldChar w:fldCharType="separate"/>
+          </w:r>
+          <w:r>
+            <w:rPr>
+              <w:rFonts w:hint="eastAsia" w:ascii="Times New Roman" w:hAnsi="Times New Roman" w:cs="Times New Roman"/>
+              <w:lang w:val="en-US" w:eastAsia="zh-CN"/>
+            </w:rPr>
+            <w:t xml:space="preserve">3.2.1 </w:t>
+          </w:r>
+          <w:r>
+            <w:rPr>
+              <w:rFonts w:hint="eastAsia"/>
+              <w:lang w:val="en-US" w:eastAsia="zh-CN"/>
+            </w:rPr>
+            <w:t>功能描述</w:t>
+          </w:r>
+          <w:r>
+            <w:tab/>
+          </w:r>
+          <w:r>
+            <w:fldChar w:fldCharType="begin"/>
+          </w:r>
+          <w:r>
+            <w:instrText xml:space="preserve"> PAGEREF _Toc32706 \h </w:instrText>
+          </w:r>
+          <w:r>
+            <w:fldChar w:fldCharType="separate"/>
+          </w:r>
+          <w:r>
+            <w:t>8</w:t>
+          </w:r>
+          <w:r>
+            <w:fldChar w:fldCharType="end"/>
+          </w:r>
+          <w:r>
+            <w:rPr>
+              <w:rFonts w:ascii="Times New Roman" w:hAnsi="Times New Roman" w:cs="Times New Roman"/>
+              <w:bCs/>
+              <w:lang w:val="zh-CN"/>
+            </w:rPr>
+            <w:fldChar w:fldCharType="end"/>
+          </w:r>
+        </w:p>
+        <w:p>
+          <w:pPr>
+            <w:pStyle w:val="13"/>
+            <w:tabs>
+              <w:tab w:val="right" w:leader="dot" w:pos="9638"/>
+            </w:tabs>
+          </w:pPr>
+          <w:r>
+            <w:rPr>
+              <w:rFonts w:ascii="Times New Roman" w:hAnsi="Times New Roman" w:cs="Times New Roman"/>
+              <w:bCs/>
+              <w:lang w:val="zh-CN"/>
+            </w:rPr>
+            <w:fldChar w:fldCharType="begin"/>
+          </w:r>
+          <w:r>
+            <w:rPr>
+              <w:rFonts w:ascii="Times New Roman" w:hAnsi="Times New Roman" w:cs="Times New Roman"/>
+              <w:bCs/>
+              <w:lang w:val="zh-CN"/>
+            </w:rPr>
+            <w:instrText xml:space="preserve"> HYPERLINK \l _Toc11158 </w:instrText>
+          </w:r>
+          <w:r>
+            <w:rPr>
+              <w:rFonts w:ascii="Times New Roman" w:hAnsi="Times New Roman" w:cs="Times New Roman"/>
+              <w:bCs/>
+              <w:lang w:val="zh-CN"/>
+            </w:rPr>
+            <w:fldChar w:fldCharType="separate"/>
+          </w:r>
+          <w:r>
+            <w:rPr>
+              <w:rFonts w:hint="eastAsia" w:ascii="Times New Roman" w:hAnsi="Times New Roman" w:cs="Times New Roman"/>
+              <w:lang w:val="en-US" w:eastAsia="zh-CN"/>
+            </w:rPr>
+            <w:t xml:space="preserve">3.2.2 </w:t>
+          </w:r>
+          <w:r>
+            <w:rPr>
+              <w:rFonts w:hint="eastAsia"/>
+            </w:rPr>
+            <w:t>界面布局</w:t>
+          </w:r>
+          <w:r>
+            <w:tab/>
+          </w:r>
+          <w:r>
+            <w:fldChar w:fldCharType="begin"/>
+          </w:r>
+          <w:r>
+            <w:instrText xml:space="preserve"> PAGEREF _Toc11158 \h </w:instrText>
+          </w:r>
+          <w:r>
+            <w:fldChar w:fldCharType="separate"/>
+          </w:r>
+          <w:r>
+            <w:t>8</w:t>
+          </w:r>
+          <w:r>
+            <w:fldChar w:fldCharType="end"/>
+          </w:r>
+          <w:r>
+            <w:rPr>
+              <w:rFonts w:ascii="Times New Roman" w:hAnsi="Times New Roman" w:cs="Times New Roman"/>
+              <w:bCs/>
+              <w:lang w:val="zh-CN"/>
+            </w:rPr>
+            <w:fldChar w:fldCharType="end"/>
+          </w:r>
+        </w:p>
+        <w:p>
+          <w:pPr>
+            <w:pStyle w:val="10"/>
+            <w:tabs>
+              <w:tab w:val="right" w:leader="dot" w:pos="9638"/>
+            </w:tabs>
+          </w:pPr>
+          <w:r>
+            <w:rPr>
+              <w:rFonts w:ascii="Times New Roman" w:hAnsi="Times New Roman" w:cs="Times New Roman"/>
+              <w:bCs/>
+              <w:lang w:val="zh-CN"/>
+            </w:rPr>
+            <w:fldChar w:fldCharType="begin"/>
+          </w:r>
+          <w:r>
+            <w:rPr>
+              <w:rFonts w:ascii="Times New Roman" w:hAnsi="Times New Roman" w:cs="Times New Roman"/>
+              <w:bCs/>
+              <w:lang w:val="zh-CN"/>
+            </w:rPr>
+            <w:instrText xml:space="preserve"> HYPERLINK \l _Toc12231 </w:instrText>
+          </w:r>
+          <w:r>
+            <w:rPr>
+              <w:rFonts w:ascii="Times New Roman" w:hAnsi="Times New Roman" w:cs="Times New Roman"/>
+              <w:bCs/>
+              <w:lang w:val="zh-CN"/>
+            </w:rPr>
+            <w:fldChar w:fldCharType="separate"/>
+          </w:r>
+          <w:r>
+            <w:rPr>
+              <w:rFonts w:hint="eastAsia"/>
+              <w:lang w:val="en-US" w:eastAsia="zh-CN"/>
+            </w:rPr>
+            <w:t>3.3 内存信息</w:t>
+          </w:r>
+          <w:r>
+            <w:tab/>
+          </w:r>
+          <w:r>
+            <w:fldChar w:fldCharType="begin"/>
+          </w:r>
+          <w:r>
+            <w:instrText xml:space="preserve"> PAGEREF _Toc12231 \h </w:instrText>
+          </w:r>
+          <w:r>
+            <w:fldChar w:fldCharType="separate"/>
+          </w:r>
+          <w:r>
+            <w:t>11</w:t>
+          </w:r>
+          <w:r>
+            <w:fldChar w:fldCharType="end"/>
+          </w:r>
+          <w:r>
+            <w:rPr>
+              <w:rFonts w:ascii="Times New Roman" w:hAnsi="Times New Roman" w:cs="Times New Roman"/>
+              <w:bCs/>
+              <w:lang w:val="zh-CN"/>
+            </w:rPr>
+            <w:fldChar w:fldCharType="end"/>
+          </w:r>
+        </w:p>
+        <w:p>
+          <w:pPr>
+            <w:pStyle w:val="13"/>
+            <w:tabs>
+              <w:tab w:val="right" w:leader="dot" w:pos="9638"/>
+            </w:tabs>
+          </w:pPr>
+          <w:r>
+            <w:rPr>
+              <w:rFonts w:ascii="Times New Roman" w:hAnsi="Times New Roman" w:cs="Times New Roman"/>
+              <w:bCs/>
+              <w:lang w:val="zh-CN"/>
+            </w:rPr>
+            <w:fldChar w:fldCharType="begin"/>
+          </w:r>
+          <w:r>
+            <w:rPr>
+              <w:rFonts w:ascii="Times New Roman" w:hAnsi="Times New Roman" w:cs="Times New Roman"/>
+              <w:bCs/>
+              <w:lang w:val="zh-CN"/>
+            </w:rPr>
+            <w:instrText xml:space="preserve"> HYPERLINK \l _Toc26138 </w:instrText>
+          </w:r>
+          <w:r>
+            <w:rPr>
+              <w:rFonts w:ascii="Times New Roman" w:hAnsi="Times New Roman" w:cs="Times New Roman"/>
+              <w:bCs/>
+              <w:lang w:val="zh-CN"/>
+            </w:rPr>
+            <w:fldChar w:fldCharType="separate"/>
+          </w:r>
+          <w:r>
+            <w:rPr>
+              <w:rFonts w:hint="eastAsia" w:ascii="Times New Roman" w:hAnsi="Times New Roman" w:cs="Times New Roman"/>
+              <w:bCs/>
+              <w:kern w:val="2"/>
+              <w:szCs w:val="32"/>
+              <w:lang w:val="en-US" w:eastAsia="zh-CN" w:bidi="ar-SA"/>
+            </w:rPr>
+            <w:t>3</w:t>
+          </w:r>
+          <w:r>
+            <w:rPr>
+              <w:rFonts w:hint="eastAsia" w:ascii="Times New Roman" w:hAnsi="Times New Roman" w:cs="Times New Roman" w:eastAsiaTheme="minorEastAsia"/>
+              <w:bCs/>
+              <w:kern w:val="2"/>
+              <w:szCs w:val="32"/>
+              <w:lang w:val="en-US" w:eastAsia="zh-CN" w:bidi="ar-SA"/>
+            </w:rPr>
+            <w:t>.3.1 GC监控</w:t>
+          </w:r>
+          <w:r>
+            <w:tab/>
+          </w:r>
+          <w:r>
+            <w:fldChar w:fldCharType="begin"/>
+          </w:r>
+          <w:r>
+            <w:instrText xml:space="preserve"> PAGEREF _Toc26138 \h </w:instrText>
+          </w:r>
+          <w:r>
+            <w:fldChar w:fldCharType="separate"/>
+          </w:r>
+          <w:r>
+            <w:t>11</w:t>
+          </w:r>
+          <w:r>
+            <w:fldChar w:fldCharType="end"/>
+          </w:r>
+          <w:r>
+            <w:rPr>
+              <w:rFonts w:ascii="Times New Roman" w:hAnsi="Times New Roman" w:cs="Times New Roman"/>
+              <w:bCs/>
+              <w:lang w:val="zh-CN"/>
+            </w:rPr>
+            <w:fldChar w:fldCharType="end"/>
+          </w:r>
+        </w:p>
+        <w:p>
+          <w:pPr>
+            <w:pStyle w:val="13"/>
+            <w:tabs>
+              <w:tab w:val="right" w:leader="dot" w:pos="9638"/>
+            </w:tabs>
+          </w:pPr>
+          <w:r>
+            <w:rPr>
+              <w:rFonts w:ascii="Times New Roman" w:hAnsi="Times New Roman" w:cs="Times New Roman"/>
+              <w:bCs/>
+              <w:lang w:val="zh-CN"/>
+            </w:rPr>
+            <w:fldChar w:fldCharType="begin"/>
+          </w:r>
+          <w:r>
+            <w:rPr>
+              <w:rFonts w:ascii="Times New Roman" w:hAnsi="Times New Roman" w:cs="Times New Roman"/>
+              <w:bCs/>
+              <w:lang w:val="zh-CN"/>
+            </w:rPr>
+            <w:instrText xml:space="preserve"> HYPERLINK \l _Toc11419 </w:instrText>
+          </w:r>
+          <w:r>
+            <w:rPr>
+              <w:rFonts w:ascii="Times New Roman" w:hAnsi="Times New Roman" w:cs="Times New Roman"/>
+              <w:bCs/>
+              <w:lang w:val="zh-CN"/>
+            </w:rPr>
+            <w:fldChar w:fldCharType="separate"/>
+          </w:r>
+          <w:r>
+            <w:rPr>
+              <w:rFonts w:hint="eastAsia" w:ascii="Times New Roman" w:hAnsi="Times New Roman" w:cs="Times New Roman" w:eastAsiaTheme="minorEastAsia"/>
+              <w:bCs/>
+              <w:kern w:val="2"/>
+              <w:szCs w:val="32"/>
+              <w:lang w:val="en-US" w:eastAsia="zh-CN" w:bidi="ar-SA"/>
+            </w:rPr>
+            <w:t>5.3.2 内存泄漏检测</w:t>
+          </w:r>
+          <w:r>
+            <w:tab/>
+          </w:r>
+          <w:r>
+            <w:fldChar w:fldCharType="begin"/>
+          </w:r>
+          <w:r>
+            <w:instrText xml:space="preserve"> PAGEREF _Toc11419 \h </w:instrText>
+          </w:r>
+          <w:r>
+            <w:fldChar w:fldCharType="separate"/>
+          </w:r>
+          <w:r>
+            <w:t>13</w:t>
+          </w:r>
+          <w:r>
+            <w:fldChar w:fldCharType="end"/>
+          </w:r>
+          <w:r>
+            <w:rPr>
+              <w:rFonts w:ascii="Times New Roman" w:hAnsi="Times New Roman" w:cs="Times New Roman"/>
+              <w:bCs/>
+              <w:lang w:val="zh-CN"/>
+            </w:rPr>
+            <w:fldChar w:fldCharType="end"/>
+          </w:r>
+        </w:p>
+        <w:p>
+          <w:pPr>
+            <w:pStyle w:val="10"/>
+            <w:tabs>
+              <w:tab w:val="right" w:leader="dot" w:pos="9638"/>
+            </w:tabs>
+          </w:pPr>
+          <w:r>
+            <w:rPr>
+              <w:rFonts w:ascii="Times New Roman" w:hAnsi="Times New Roman" w:cs="Times New Roman"/>
+              <w:bCs/>
+              <w:lang w:val="zh-CN"/>
+            </w:rPr>
+            <w:fldChar w:fldCharType="begin"/>
+          </w:r>
+          <w:r>
+            <w:rPr>
+              <w:rFonts w:ascii="Times New Roman" w:hAnsi="Times New Roman" w:cs="Times New Roman"/>
+              <w:bCs/>
+              <w:lang w:val="zh-CN"/>
+            </w:rPr>
+            <w:instrText xml:space="preserve"> HYPERLINK \l _Toc17942 </w:instrText>
+          </w:r>
+          <w:r>
+            <w:rPr>
+              <w:rFonts w:ascii="Times New Roman" w:hAnsi="Times New Roman" w:cs="Times New Roman"/>
+              <w:bCs/>
+              <w:lang w:val="zh-CN"/>
+            </w:rPr>
+            <w:fldChar w:fldCharType="separate"/>
+          </w:r>
+          <w:r>
+            <w:rPr>
+              <w:rFonts w:hint="eastAsia"/>
+              <w:lang w:val="en-US" w:eastAsia="zh-CN"/>
+            </w:rPr>
+            <w:t>3.4 线程</w:t>
+          </w:r>
+          <w:r>
+            <w:tab/>
+          </w:r>
+          <w:r>
+            <w:fldChar w:fldCharType="begin"/>
+          </w:r>
+          <w:r>
+            <w:instrText xml:space="preserve"> PAGEREF _Toc17942 \h </w:instrText>
+          </w:r>
+          <w:r>
+            <w:fldChar w:fldCharType="separate"/>
+          </w:r>
+          <w:r>
+            <w:t>14</w:t>
+          </w:r>
+          <w:r>
+            <w:fldChar w:fldCharType="end"/>
+          </w:r>
+          <w:r>
+            <w:rPr>
+              <w:rFonts w:ascii="Times New Roman" w:hAnsi="Times New Roman" w:cs="Times New Roman"/>
+              <w:bCs/>
+              <w:lang w:val="zh-CN"/>
+            </w:rPr>
+            <w:fldChar w:fldCharType="end"/>
+          </w:r>
+        </w:p>
+        <w:p>
+          <w:pPr>
+            <w:pStyle w:val="13"/>
+            <w:tabs>
+              <w:tab w:val="right" w:leader="dot" w:pos="9638"/>
+            </w:tabs>
+          </w:pPr>
+          <w:r>
+            <w:rPr>
+              <w:rFonts w:ascii="Times New Roman" w:hAnsi="Times New Roman" w:cs="Times New Roman"/>
+              <w:bCs/>
+              <w:lang w:val="zh-CN"/>
+            </w:rPr>
+            <w:fldChar w:fldCharType="begin"/>
+          </w:r>
+          <w:r>
+            <w:rPr>
+              <w:rFonts w:ascii="Times New Roman" w:hAnsi="Times New Roman" w:cs="Times New Roman"/>
+              <w:bCs/>
+              <w:lang w:val="zh-CN"/>
+            </w:rPr>
+            <w:instrText xml:space="preserve"> HYPERLINK \l _Toc30303 </w:instrText>
+          </w:r>
+          <w:r>
+            <w:rPr>
+              <w:rFonts w:ascii="Times New Roman" w:hAnsi="Times New Roman" w:cs="Times New Roman"/>
+              <w:bCs/>
+              <w:lang w:val="zh-CN"/>
+            </w:rPr>
+            <w:fldChar w:fldCharType="separate"/>
+          </w:r>
+          <w:r>
+            <w:rPr>
+              <w:rFonts w:hint="eastAsia" w:ascii="Times New Roman" w:hAnsi="Times New Roman" w:cs="Times New Roman"/>
+              <w:bCs/>
+              <w:kern w:val="2"/>
+              <w:szCs w:val="32"/>
+              <w:lang w:val="en-US" w:eastAsia="zh-CN" w:bidi="ar-SA"/>
+            </w:rPr>
+            <w:t>3</w:t>
+          </w:r>
+          <w:r>
+            <w:rPr>
+              <w:rFonts w:hint="eastAsia" w:ascii="Times New Roman" w:hAnsi="Times New Roman" w:cs="Times New Roman" w:eastAsiaTheme="minorEastAsia"/>
+              <w:bCs/>
+              <w:kern w:val="2"/>
+              <w:szCs w:val="32"/>
+              <w:lang w:val="en-US" w:eastAsia="zh-CN" w:bidi="ar-SA"/>
+            </w:rPr>
+            <w:t>.4.1 线程监控</w:t>
+          </w:r>
+          <w:r>
+            <w:tab/>
+          </w:r>
+          <w:r>
+            <w:fldChar w:fldCharType="begin"/>
+          </w:r>
+          <w:r>
+            <w:instrText xml:space="preserve"> PAGEREF _Toc30303 \h </w:instrText>
+          </w:r>
+          <w:r>
+            <w:fldChar w:fldCharType="separate"/>
+          </w:r>
+          <w:r>
+            <w:t>14</w:t>
+          </w:r>
+          <w:r>
+            <w:fldChar w:fldCharType="end"/>
+          </w:r>
+          <w:r>
+            <w:rPr>
+              <w:rFonts w:ascii="Times New Roman" w:hAnsi="Times New Roman" w:cs="Times New Roman"/>
+              <w:bCs/>
+              <w:lang w:val="zh-CN"/>
+            </w:rPr>
+            <w:fldChar w:fldCharType="end"/>
+          </w:r>
+        </w:p>
+        <w:p>
+          <w:pPr>
+            <w:pStyle w:val="13"/>
+            <w:tabs>
+              <w:tab w:val="right" w:leader="dot" w:pos="9638"/>
+            </w:tabs>
+          </w:pPr>
+          <w:r>
+            <w:rPr>
+              <w:rFonts w:ascii="Times New Roman" w:hAnsi="Times New Roman" w:cs="Times New Roman"/>
+              <w:bCs/>
+              <w:lang w:val="zh-CN"/>
+            </w:rPr>
+            <w:fldChar w:fldCharType="begin"/>
+          </w:r>
+          <w:r>
+            <w:rPr>
+              <w:rFonts w:ascii="Times New Roman" w:hAnsi="Times New Roman" w:cs="Times New Roman"/>
+              <w:bCs/>
+              <w:lang w:val="zh-CN"/>
+            </w:rPr>
+            <w:instrText xml:space="preserve"> HYPERLINK \l _Toc25674 </w:instrText>
+          </w:r>
+          <w:r>
+            <w:rPr>
+              <w:rFonts w:ascii="Times New Roman" w:hAnsi="Times New Roman" w:cs="Times New Roman"/>
+              <w:bCs/>
+              <w:lang w:val="zh-CN"/>
+            </w:rPr>
+            <w:fldChar w:fldCharType="separate"/>
+          </w:r>
+          <w:r>
+            <w:rPr>
+              <w:rFonts w:hint="eastAsia" w:ascii="Times New Roman" w:hAnsi="Times New Roman" w:cs="Times New Roman"/>
+              <w:bCs/>
+              <w:kern w:val="2"/>
+              <w:szCs w:val="32"/>
+              <w:lang w:val="en-US" w:eastAsia="zh-CN" w:bidi="ar-SA"/>
+            </w:rPr>
+            <w:t>3</w:t>
+          </w:r>
+          <w:r>
+            <w:rPr>
+              <w:rFonts w:hint="eastAsia" w:ascii="Times New Roman" w:hAnsi="Times New Roman" w:cs="Times New Roman" w:eastAsiaTheme="minorEastAsia"/>
+              <w:bCs/>
+              <w:kern w:val="2"/>
+              <w:szCs w:val="32"/>
+              <w:lang w:val="en-US" w:eastAsia="zh-CN" w:bidi="ar-SA"/>
+            </w:rPr>
+            <w:t>.4.2 线程Dump</w:t>
+          </w:r>
+          <w:r>
+            <w:tab/>
+          </w:r>
+          <w:r>
+            <w:fldChar w:fldCharType="begin"/>
+          </w:r>
+          <w:r>
+            <w:instrText xml:space="preserve"> PAGEREF _Toc25674 \h </w:instrText>
+          </w:r>
+          <w:r>
+            <w:fldChar w:fldCharType="separate"/>
+          </w:r>
+          <w:r>
+            <w:t>16</w:t>
+          </w:r>
+          <w:r>
+            <w:fldChar w:fldCharType="end"/>
+          </w:r>
+          <w:r>
+            <w:rPr>
+              <w:rFonts w:ascii="Times New Roman" w:hAnsi="Times New Roman" w:cs="Times New Roman"/>
+              <w:bCs/>
+              <w:lang w:val="zh-CN"/>
+            </w:rPr>
+            <w:fldChar w:fldCharType="end"/>
+          </w:r>
+        </w:p>
+        <w:p>
+          <w:pPr>
+            <w:pStyle w:val="10"/>
+            <w:tabs>
+              <w:tab w:val="right" w:leader="dot" w:pos="9638"/>
+            </w:tabs>
+          </w:pPr>
+          <w:r>
+            <w:rPr>
+              <w:rFonts w:ascii="Times New Roman" w:hAnsi="Times New Roman" w:cs="Times New Roman"/>
+              <w:bCs/>
+              <w:lang w:val="zh-CN"/>
+            </w:rPr>
+            <w:fldChar w:fldCharType="begin"/>
+          </w:r>
+          <w:r>
+            <w:rPr>
+              <w:rFonts w:ascii="Times New Roman" w:hAnsi="Times New Roman" w:cs="Times New Roman"/>
+              <w:bCs/>
+              <w:lang w:val="zh-CN"/>
+            </w:rPr>
+            <w:instrText xml:space="preserve"> HYPERLINK \l _Toc32612 </w:instrText>
+          </w:r>
+          <w:r>
+            <w:rPr>
+              <w:rFonts w:ascii="Times New Roman" w:hAnsi="Times New Roman" w:cs="Times New Roman"/>
+              <w:bCs/>
+              <w:lang w:val="zh-CN"/>
+            </w:rPr>
+            <w:fldChar w:fldCharType="separate"/>
+          </w:r>
+          <w:r>
+            <w:rPr>
+              <w:rFonts w:hint="eastAsia"/>
+              <w:lang w:val="en-US" w:eastAsia="zh-CN"/>
+            </w:rPr>
+            <w:t>3.5 数据库监控</w:t>
+          </w:r>
+          <w:r>
+            <w:tab/>
+          </w:r>
+          <w:r>
+            <w:fldChar w:fldCharType="begin"/>
+          </w:r>
+          <w:r>
+            <w:instrText xml:space="preserve"> PAGEREF _Toc32612 \h </w:instrText>
+          </w:r>
+          <w:r>
+            <w:fldChar w:fldCharType="separate"/>
+          </w:r>
+          <w:r>
+            <w:t>17</w:t>
+          </w:r>
+          <w:r>
+            <w:fldChar w:fldCharType="end"/>
+          </w:r>
+          <w:r>
+            <w:rPr>
+              <w:rFonts w:ascii="Times New Roman" w:hAnsi="Times New Roman" w:cs="Times New Roman"/>
+              <w:bCs/>
+              <w:lang w:val="zh-CN"/>
+            </w:rPr>
+            <w:fldChar w:fldCharType="end"/>
+          </w:r>
+        </w:p>
+        <w:p>
+          <w:pPr>
+            <w:rPr>
+              <w:rFonts w:ascii="Times New Roman" w:hAnsi="Times New Roman" w:cs="Times New Roman"/>
+              <w:bCs/>
+              <w:lang w:val="zh-CN"/>
+            </w:rPr>
+          </w:pPr>
+          <w:r>
+            <w:rPr>
+              <w:rFonts w:ascii="Times New Roman" w:hAnsi="Times New Roman" w:cs="Times New Roman"/>
+              <w:bCs/>
+              <w:lang w:val="zh-CN"/>
+            </w:rPr>
+            <w:fldChar w:fldCharType="end"/>
+          </w:r>
+        </w:p>
+        <w:p>
+          <w:pPr>
+            <w:rPr>
+              <w:rFonts w:ascii="Times New Roman" w:hAnsi="Times New Roman" w:cs="Times New Roman"/>
+              <w:bCs/>
+              <w:lang w:val="zh-CN"/>
+            </w:rPr>
+          </w:pPr>
+          <w:bookmarkStart w:id="28" w:name="_GoBack"/>
+          <w:bookmarkEnd w:id="28"/>
+        </w:p>
+        <w:p>
+          <w:pPr>
+            <w:rPr>
+              <w:rFonts w:ascii="Times New Roman" w:hAnsi="Times New Roman" w:cs="Times New Roman"/>
+              <w:bCs/>
+              <w:lang w:val="zh-CN"/>
+            </w:rPr>
+          </w:pPr>
+        </w:p>
+        <w:p>
+          <w:pPr>
+            <w:rPr>
+              <w:rFonts w:ascii="Times New Roman" w:hAnsi="Times New Roman" w:cs="Times New Roman"/>
+              <w:bCs/>
+              <w:lang w:val="zh-CN"/>
+            </w:rPr>
+          </w:pPr>
+        </w:p>
+        <w:p>
+          <w:pPr>
+            <w:rPr>
+              <w:rFonts w:ascii="Times New Roman" w:hAnsi="Times New Roman" w:cs="Times New Roman"/>
+              <w:bCs/>
+              <w:lang w:val="zh-CN"/>
+            </w:rPr>
+          </w:pPr>
+        </w:p>
+        <w:p>
+          <w:pPr>
+            <w:rPr>
+              <w:rFonts w:ascii="Times New Roman" w:hAnsi="Times New Roman" w:cs="Times New Roman"/>
+              <w:bCs/>
+              <w:lang w:val="zh-CN"/>
+            </w:rPr>
+          </w:pPr>
+        </w:p>
+        <w:p>
+          <w:pPr>
+            <w:rPr>
+              <w:rFonts w:ascii="Times New Roman" w:hAnsi="Times New Roman" w:cs="Times New Roman"/>
+              <w:bCs/>
+              <w:lang w:val="zh-CN"/>
+            </w:rPr>
+          </w:pPr>
+        </w:p>
+        <w:p>
+          <w:pPr>
+            <w:rPr>
+              <w:rFonts w:ascii="Times New Roman" w:hAnsi="Times New Roman" w:cs="Times New Roman"/>
+              <w:bCs/>
+              <w:lang w:val="zh-CN"/>
+            </w:rPr>
+          </w:pPr>
+        </w:p>
+        <w:p>
+          <w:pPr>
+            <w:rPr>
+              <w:rFonts w:ascii="Times New Roman" w:hAnsi="Times New Roman" w:cs="Times New Roman"/>
+              <w:bCs/>
+              <w:lang w:val="zh-CN"/>
+            </w:rPr>
+          </w:pPr>
+        </w:p>
+        <w:p>
+          <w:pPr>
+            <w:rPr>
+              <w:rFonts w:ascii="Times New Roman" w:hAnsi="Times New Roman" w:cs="Times New Roman"/>
+              <w:bCs/>
+              <w:lang w:val="zh-CN"/>
+            </w:rPr>
+          </w:pPr>
+        </w:p>
+        <w:p>
+          <w:pPr>
+            <w:rPr>
+              <w:rFonts w:ascii="Times New Roman" w:hAnsi="Times New Roman" w:cs="Times New Roman"/>
+              <w:bCs/>
+              <w:lang w:val="zh-CN"/>
+            </w:rPr>
+          </w:pPr>
         </w:p>
         <w:p>
           <w:pPr>
@@ -1804,208 +3726,9 @@
               <w:rFonts w:ascii="Times New Roman" w:hAnsi="Times New Roman" w:cs="Times New Roman"/>
             </w:rPr>
           </w:pPr>
-          <w:r>
-            <w:rPr>
-              <w:rFonts w:ascii="Times New Roman" w:hAnsi="Times New Roman" w:cs="Times New Roman"/>
-              <w:b/>
-              <w:bCs/>
-              <w:lang w:val="zh-CN"/>
-            </w:rPr>
-            <w:fldChar w:fldCharType="end"/>
-          </w:r>
         </w:p>
       </w:sdtContent>
     </w:sdt>
-    <w:p>
-      <w:pPr>
-        <w:widowControl/>
-        <w:jc w:val="left"/>
-        <w:rPr>
-          <w:rFonts w:hint="eastAsia" w:ascii="Times New Roman" w:hAnsi="Times New Roman" w:cs="Times New Roman"/>
-        </w:rPr>
-      </w:pPr>
-      <w:r>
-        <w:rPr>
-          <w:rFonts w:hint="eastAsia" w:ascii="Times New Roman" w:hAnsi="Times New Roman" w:cs="Times New Roman"/>
-        </w:rPr>
-        <w:t>1. [](#软件简介)</w:t>
-      </w:r>
-    </w:p>
-    <w:p>
-      <w:pPr>
-        <w:widowControl/>
-        <w:jc w:val="left"/>
-        <w:rPr>
-          <w:rFonts w:hint="eastAsia" w:ascii="Times New Roman" w:hAnsi="Times New Roman" w:cs="Times New Roman"/>
-        </w:rPr>
-      </w:pPr>
-      <w:r>
-        <w:rPr>
-          <w:rFonts w:hint="eastAsia" w:ascii="Times New Roman" w:hAnsi="Times New Roman" w:cs="Times New Roman"/>
-        </w:rPr>
-        <w:t>2. [系统要求](#系统要求)</w:t>
-      </w:r>
-    </w:p>
-    <w:p>
-      <w:pPr>
-        <w:widowControl/>
-        <w:jc w:val="left"/>
-        <w:rPr>
-          <w:rFonts w:hint="eastAsia" w:ascii="Times New Roman" w:hAnsi="Times New Roman" w:cs="Times New Roman"/>
-        </w:rPr>
-      </w:pPr>
-      <w:r>
-        <w:rPr>
-          <w:rFonts w:hint="eastAsia" w:ascii="Times New Roman" w:hAnsi="Times New Roman" w:cs="Times New Roman"/>
-        </w:rPr>
-        <w:t>3. [安装说明](#安装说明)</w:t>
-      </w:r>
-    </w:p>
-    <w:p>
-      <w:pPr>
-        <w:widowControl/>
-        <w:jc w:val="left"/>
-        <w:rPr>
-          <w:rFonts w:hint="eastAsia" w:ascii="Times New Roman" w:hAnsi="Times New Roman" w:cs="Times New Roman"/>
-        </w:rPr>
-      </w:pPr>
-      <w:r>
-        <w:rPr>
-          <w:rFonts w:hint="eastAsia" w:ascii="Times New Roman" w:hAnsi="Times New Roman" w:cs="Times New Roman"/>
-        </w:rPr>
-        <w:t>4. [软件启动](#软件启动)</w:t>
-      </w:r>
-    </w:p>
-    <w:p>
-      <w:pPr>
-        <w:widowControl/>
-        <w:jc w:val="left"/>
-        <w:rPr>
-          <w:rFonts w:hint="eastAsia" w:ascii="Times New Roman" w:hAnsi="Times New Roman" w:cs="Times New Roman"/>
-        </w:rPr>
-      </w:pPr>
-      <w:r>
-        <w:rPr>
-          <w:rFonts w:hint="eastAsia" w:ascii="Times New Roman" w:hAnsi="Times New Roman" w:cs="Times New Roman"/>
-        </w:rPr>
-        <w:t>5. [功能说明](#功能说明)</w:t>
-      </w:r>
-    </w:p>
-    <w:p>
-      <w:pPr>
-        <w:widowControl/>
-        <w:jc w:val="left"/>
-        <w:rPr>
-          <w:rFonts w:hint="eastAsia" w:ascii="Times New Roman" w:hAnsi="Times New Roman" w:cs="Times New Roman"/>
-        </w:rPr>
-      </w:pPr>
-      <w:r>
-        <w:rPr>
-          <w:rFonts w:hint="eastAsia" w:ascii="Times New Roman" w:hAnsi="Times New Roman" w:cs="Times New Roman"/>
-        </w:rPr>
-        <w:t xml:space="preserve">   - 5.1 [连接Java进程](#51-连接java进程)</w:t>
-      </w:r>
-    </w:p>
-    <w:p>
-      <w:pPr>
-        <w:widowControl/>
-        <w:jc w:val="left"/>
-        <w:rPr>
-          <w:rFonts w:hint="eastAsia" w:ascii="Times New Roman" w:hAnsi="Times New Roman" w:cs="Times New Roman"/>
-        </w:rPr>
-      </w:pPr>
-      <w:r>
-        <w:rPr>
-          <w:rFonts w:hint="eastAsia" w:ascii="Times New Roman" w:hAnsi="Times New Roman" w:cs="Times New Roman"/>
-        </w:rPr>
-        <w:t xml:space="preserve">   - 5.2 [概览](#52-概览)</w:t>
-      </w:r>
-    </w:p>
-    <w:p>
-      <w:pPr>
-        <w:widowControl/>
-        <w:jc w:val="left"/>
-        <w:rPr>
-          <w:rFonts w:hint="eastAsia" w:ascii="Times New Roman" w:hAnsi="Times New Roman" w:cs="Times New Roman"/>
-        </w:rPr>
-      </w:pPr>
-      <w:r>
-        <w:rPr>
-          <w:rFonts w:hint="eastAsia" w:ascii="Times New Roman" w:hAnsi="Times New Roman" w:cs="Times New Roman"/>
-        </w:rPr>
-        <w:t xml:space="preserve">   - 5.3 [内存信息](#53-内存信息)</w:t>
-      </w:r>
-    </w:p>
-    <w:p>
-      <w:pPr>
-        <w:widowControl/>
-        <w:jc w:val="left"/>
-        <w:rPr>
-          <w:rFonts w:hint="eastAsia" w:ascii="Times New Roman" w:hAnsi="Times New Roman" w:cs="Times New Roman"/>
-        </w:rPr>
-      </w:pPr>
-      <w:r>
-        <w:rPr>
-          <w:rFonts w:hint="eastAsia" w:ascii="Times New Roman" w:hAnsi="Times New Roman" w:cs="Times New Roman"/>
-        </w:rPr>
-        <w:t xml:space="preserve">   - 5.4 [线程](#54-线程)</w:t>
-      </w:r>
-    </w:p>
-    <w:p>
-      <w:pPr>
-        <w:widowControl/>
-        <w:jc w:val="left"/>
-        <w:rPr>
-          <w:rFonts w:hint="eastAsia" w:ascii="Times New Roman" w:hAnsi="Times New Roman" w:cs="Times New Roman"/>
-        </w:rPr>
-      </w:pPr>
-      <w:r>
-        <w:rPr>
-          <w:rFonts w:hint="eastAsia" w:ascii="Times New Roman" w:hAnsi="Times New Roman" w:cs="Times New Roman"/>
-        </w:rPr>
-        <w:t xml:space="preserve">   - 5.5 [数据库监控](#55-数据库监控)</w:t>
-      </w:r>
-    </w:p>
-    <w:p>
-      <w:pPr>
-        <w:widowControl/>
-        <w:jc w:val="left"/>
-        <w:rPr>
-          <w:rFonts w:hint="eastAsia" w:ascii="Times New Roman" w:hAnsi="Times New Roman" w:cs="Times New Roman"/>
-        </w:rPr>
-      </w:pPr>
-      <w:r>
-        <w:rPr>
-          <w:rFonts w:hint="eastAsia" w:ascii="Times New Roman" w:hAnsi="Times New Roman" w:cs="Times New Roman"/>
-        </w:rPr>
-        <w:t>6. [常见问题](#常见问题)</w:t>
-      </w:r>
-    </w:p>
-    <w:p>
-      <w:pPr>
-        <w:widowControl/>
-        <w:jc w:val="left"/>
-        <w:rPr>
-          <w:rFonts w:ascii="Times New Roman" w:hAnsi="Times New Roman" w:cs="Times New Roman"/>
-        </w:rPr>
-        <w:sectPr>
-          <w:headerReference r:id="rId4" w:type="first"/>
-          <w:footerReference r:id="rId6" w:type="first"/>
-          <w:headerReference r:id="rId3" w:type="default"/>
-          <w:footerReference r:id="rId5" w:type="default"/>
-          <w:pgSz w:w="11906" w:h="16838"/>
-          <w:pgMar w:top="1134" w:right="1134" w:bottom="1134" w:left="1134" w:header="397" w:footer="567" w:gutter="0"/>
-          <w:cols w:space="425" w:num="1"/>
-          <w:docGrid w:type="lines" w:linePitch="312" w:charSpace="0"/>
-        </w:sectPr>
-      </w:pPr>
-      <w:r>
-        <w:rPr>
-          <w:rFonts w:hint="eastAsia" w:ascii="Times New Roman" w:hAnsi="Times New Roman" w:cs="Times New Roman"/>
-        </w:rPr>
-        <w:t>7. [技术支持](#技术支持)</w:t>
-      </w:r>
-    </w:p>
     <w:p>
       <w:pPr>
         <w:pStyle w:val="2"/>
@@ -2020,6 +3743,7 @@
           <w:lang w:val="en-US" w:eastAsia="zh-CN"/>
         </w:rPr>
       </w:pPr>
+      <w:bookmarkStart w:id="0" w:name="_Toc14836"/>
       <w:r>
         <w:rPr>
           <w:rFonts w:hint="eastAsia" w:ascii="Times New Roman" w:hAnsi="Times New Roman" w:cs="Times New Roman"/>
@@ -2033,6 +3757,7 @@
         </w:rPr>
         <w:t>软件概述</w:t>
       </w:r>
+      <w:bookmarkEnd w:id="0"/>
     </w:p>
     <w:p>
       <w:pPr>
@@ -2047,6 +3772,7 @@
           <w:lang w:val="en-US"/>
         </w:rPr>
       </w:pPr>
+      <w:bookmarkStart w:id="1" w:name="_Toc12624"/>
       <w:r>
         <w:rPr>
           <w:rFonts w:hint="eastAsia"/>
@@ -2060,6 +3786,7 @@
         </w:rPr>
         <w:t>产品介绍</w:t>
       </w:r>
+      <w:bookmarkEnd w:id="1"/>
     </w:p>
     <w:p>
       <w:pPr>
@@ -2096,6 +3823,7 @@
           <w:lang w:val="en-US" w:eastAsia="zh-CN"/>
         </w:rPr>
       </w:pPr>
+      <w:bookmarkStart w:id="2" w:name="_Toc8791"/>
       <w:r>
         <w:rPr>
           <w:rFonts w:hint="eastAsia"/>
@@ -2103,10 +3831,11 @@
         </w:rPr>
         <w:t>1.2主要功能</w:t>
       </w:r>
+      <w:bookmarkEnd w:id="2"/>
     </w:p>
     <w:tbl>
       <w:tblPr>
-        <w:tblStyle w:val="13"/>
+        <w:tblStyle w:val="7"/>
         <w:tblW w:w="0" w:type="auto"/>
         <w:jc w:val="center"/>
         <w:tblBorders>
@@ -2431,7 +4160,6 @@
             <w:insideH w:val="none" w:color="auto" w:sz="0" w:space="0"/>
             <w:insideV w:val="none" w:color="auto" w:sz="0" w:space="0"/>
           </w:tblBorders>
-          <w:shd w:val="clear" w:color="auto" w:fill="auto"/>
           <w:tblCellMar>
             <w:top w:w="0" w:type="dxa"/>
             <w:left w:w="108" w:type="dxa"/>
@@ -2605,7 +4333,6 @@
             <w:insideH w:val="none" w:color="auto" w:sz="0" w:space="0"/>
             <w:insideV w:val="none" w:color="auto" w:sz="0" w:space="0"/>
           </w:tblBorders>
-          <w:shd w:val="clear" w:color="auto" w:fill="auto"/>
           <w:tblCellMar>
             <w:top w:w="0" w:type="dxa"/>
             <w:left w:w="108" w:type="dxa"/>
@@ -2811,7 +4538,6 @@
             <w:insideH w:val="none" w:color="auto" w:sz="0" w:space="0"/>
             <w:insideV w:val="none" w:color="auto" w:sz="0" w:space="0"/>
           </w:tblBorders>
-          <w:shd w:val="clear" w:color="auto" w:fill="auto"/>
           <w:tblCellMar>
             <w:top w:w="0" w:type="dxa"/>
             <w:left w:w="108" w:type="dxa"/>
@@ -3017,6 +4743,7 @@
             <w:insideH w:val="none" w:color="auto" w:sz="0" w:space="0"/>
             <w:insideV w:val="none" w:color="auto" w:sz="0" w:space="0"/>
           </w:tblBorders>
+          <w:shd w:val="clear" w:color="auto" w:fill="auto"/>
           <w:tblCellMar>
             <w:top w:w="0" w:type="dxa"/>
             <w:left w:w="108" w:type="dxa"/>
@@ -3225,6 +4952,7 @@
           <w:rFonts w:hint="eastAsia"/>
         </w:rPr>
       </w:pPr>
+      <w:bookmarkStart w:id="3" w:name="_Toc24860"/>
       <w:r>
         <w:rPr>
           <w:rFonts w:hint="eastAsia"/>
@@ -3238,10 +4966,11 @@
         </w:rPr>
         <w:t>操作系统</w:t>
       </w:r>
+      <w:bookmarkEnd w:id="3"/>
     </w:p>
     <w:tbl>
       <w:tblPr>
-        <w:tblStyle w:val="14"/>
+        <w:tblStyle w:val="16"/>
         <w:tblW w:w="0" w:type="auto"/>
         <w:tblInd w:w="0" w:type="dxa"/>
         <w:tblBorders>
@@ -3955,6 +5684,7 @@
           <w:rFonts w:hint="eastAsia"/>
         </w:rPr>
       </w:pPr>
+      <w:bookmarkStart w:id="4" w:name="_Toc27050"/>
       <w:r>
         <w:rPr>
           <w:rFonts w:hint="eastAsia"/>
@@ -3968,6 +5698,7 @@
         </w:rPr>
         <w:t>网络要求</w:t>
       </w:r>
+      <w:bookmarkEnd w:id="4"/>
     </w:p>
     <w:p>
       <w:pPr>
@@ -4031,6 +5762,7 @@
           <w:lang w:val="en-US" w:eastAsia="zh-CN"/>
         </w:rPr>
       </w:pPr>
+      <w:bookmarkStart w:id="5" w:name="_Toc21019"/>
       <w:r>
         <w:rPr>
           <w:rFonts w:hint="eastAsia"/>
@@ -4038,6 +5770,7 @@
         </w:rPr>
         <w:t>1.5许可证信息</w:t>
       </w:r>
+      <w:bookmarkEnd w:id="5"/>
     </w:p>
     <w:p>
       <w:pPr>
@@ -4079,6 +5812,7 @@
           <w:rFonts w:ascii="Times New Roman" w:hAnsi="Times New Roman" w:cs="Times New Roman"/>
         </w:rPr>
       </w:pPr>
+      <w:bookmarkStart w:id="6" w:name="_Toc24680"/>
       <w:r>
         <w:rPr>
           <w:rFonts w:hint="eastAsia" w:ascii="Times New Roman" w:hAnsi="Times New Roman" w:cs="Times New Roman"/>
@@ -4093,6 +5827,7 @@
         </w:rPr>
         <w:t>安装与配置</w:t>
       </w:r>
+      <w:bookmarkEnd w:id="6"/>
     </w:p>
     <w:p>
       <w:pPr>
@@ -4106,6 +5841,7 @@
           <w:rFonts w:hint="eastAsia"/>
         </w:rPr>
       </w:pPr>
+      <w:bookmarkStart w:id="7" w:name="_Toc13522"/>
       <w:r>
         <w:rPr>
           <w:rFonts w:hint="eastAsia"/>
@@ -4119,6 +5855,7 @@
         </w:rPr>
         <w:t xml:space="preserve"> 客户端安装</w:t>
       </w:r>
+      <w:bookmarkEnd w:id="7"/>
     </w:p>
     <w:p>
       <w:pPr>
@@ -4311,6 +6048,7 @@
           <w:rFonts w:hint="eastAsia"/>
         </w:rPr>
       </w:pPr>
+      <w:bookmarkStart w:id="8" w:name="_Toc30483"/>
       <w:r>
         <w:rPr>
           <w:rFonts w:hint="eastAsia"/>
@@ -4324,6 +6062,7 @@
         </w:rPr>
         <w:t xml:space="preserve"> 首次启动配置</w:t>
       </w:r>
+      <w:bookmarkEnd w:id="8"/>
     </w:p>
     <w:p>
       <w:pPr>
@@ -4379,6 +6118,7 @@
           <w:rFonts w:hint="eastAsia"/>
         </w:rPr>
       </w:pPr>
+      <w:bookmarkStart w:id="9" w:name="_Toc31108"/>
       <w:r>
         <w:rPr>
           <w:rFonts w:hint="eastAsia"/>
@@ -4392,6 +6132,7 @@
         </w:rPr>
         <w:t xml:space="preserve"> 启动应用</w:t>
       </w:r>
+      <w:bookmarkEnd w:id="9"/>
     </w:p>
     <w:p>
       <w:pPr>
@@ -4468,6 +6209,7 @@
           <w:rFonts w:hint="eastAsia"/>
         </w:rPr>
       </w:pPr>
+      <w:bookmarkStart w:id="10" w:name="_Toc16257"/>
       <w:r>
         <w:rPr>
           <w:rFonts w:hint="eastAsia"/>
@@ -4481,6 +6223,7 @@
         </w:rPr>
         <w:t xml:space="preserve"> 首次使用</w:t>
       </w:r>
+      <w:bookmarkEnd w:id="10"/>
     </w:p>
     <w:p>
       <w:pPr>
@@ -4576,21 +6319,15 @@
           <w:lang w:val="en-US"/>
         </w:rPr>
       </w:pPr>
+      <w:bookmarkStart w:id="11" w:name="_Toc19149"/>
       <w:r>
         <w:rPr>
           <w:rFonts w:hint="eastAsia" w:ascii="Times New Roman" w:hAnsi="Times New Roman" w:cs="Times New Roman"/>
           <w:lang w:val="en-US" w:eastAsia="zh-CN"/>
         </w:rPr>
-        <w:t xml:space="preserve">第3章 </w:t>
-      </w:r>
-      <w:r>
-        <w:rPr>
-          <w:rFonts w:hint="eastAsia" w:eastAsia="黑体"/>
-          <w:b/>
-          <w:lang w:val="en-US" w:eastAsia="zh-CN"/>
-        </w:rPr>
-        <w:t>功能详解</w:t>
-      </w:r>
+        <w:t>第3章 功能详解</w:t>
+      </w:r>
+      <w:bookmarkEnd w:id="11"/>
     </w:p>
     <w:p>
       <w:pPr>
@@ -4605,6 +6342,7 @@
           <w:lang w:val="en-US" w:eastAsia="zh-CN"/>
         </w:rPr>
       </w:pPr>
+      <w:bookmarkStart w:id="12" w:name="_Toc403"/>
       <w:r>
         <w:rPr>
           <w:rFonts w:hint="eastAsia"/>
@@ -4625,6 +6363,7 @@
         </w:rPr>
         <w:t>连接Java进程</w:t>
       </w:r>
+      <w:bookmarkEnd w:id="12"/>
     </w:p>
     <w:p>
       <w:pPr>
@@ -4638,7 +6377,7 @@
           <w:rFonts w:ascii="Times New Roman" w:hAnsi="Times New Roman" w:cs="Times New Roman"/>
         </w:rPr>
       </w:pPr>
-      <w:bookmarkStart w:id="0" w:name="_Toc369783594"/>
+      <w:bookmarkStart w:id="13" w:name="_Toc16877"/>
       <w:r>
         <w:rPr>
           <w:rFonts w:hint="eastAsia" w:ascii="Times New Roman" w:hAnsi="Times New Roman" w:cs="Times New Roman"/>
@@ -4646,7 +6385,6 @@
         </w:rPr>
         <w:t xml:space="preserve">3.1.1 </w:t>
       </w:r>
-      <w:bookmarkEnd w:id="0"/>
       <w:r>
         <w:rPr>
           <w:rFonts w:hint="eastAsia"/>
@@ -4654,6 +6392,7 @@
         </w:rPr>
         <w:t>功能描述</w:t>
       </w:r>
+      <w:bookmarkEnd w:id="13"/>
     </w:p>
     <w:p>
       <w:pPr>
@@ -4725,7 +6464,7 @@
                     </pic:cNvPicPr>
                   </pic:nvPicPr>
                   <pic:blipFill>
-                    <a:blip r:embed="rId9"/>
+                    <a:blip r:embed="rId6"/>
                     <a:stretch>
                       <a:fillRect/>
                     </a:stretch>
@@ -4763,6 +6502,7 @@
           <w:lang w:val="en-US" w:eastAsia="zh-CN"/>
         </w:rPr>
       </w:pPr>
+      <w:bookmarkStart w:id="14" w:name="_Toc18125"/>
       <w:r>
         <w:rPr>
           <w:rFonts w:hint="eastAsia" w:ascii="Times New Roman" w:hAnsi="Times New Roman" w:cs="Times New Roman"/>
@@ -4777,6 +6517,7 @@
         </w:rPr>
         <w:t>操作步骤</w:t>
       </w:r>
+      <w:bookmarkEnd w:id="14"/>
     </w:p>
     <w:p>
       <w:pPr>
@@ -4861,6 +6602,7 @@
           <w:lang w:val="en-US" w:eastAsia="zh-CN"/>
         </w:rPr>
       </w:pPr>
+      <w:bookmarkStart w:id="15" w:name="_Toc19098"/>
       <w:r>
         <w:rPr>
           <w:rFonts w:hint="eastAsia" w:ascii="Times New Roman" w:hAnsi="Times New Roman" w:cs="Times New Roman"/>
@@ -4875,6 +6617,7 @@
         </w:rPr>
         <w:t>本地进程连接</w:t>
       </w:r>
+      <w:bookmarkEnd w:id="15"/>
     </w:p>
     <w:p>
       <w:pPr>
@@ -4998,7 +6741,7 @@
                     </pic:cNvPicPr>
                   </pic:nvPicPr>
                   <pic:blipFill>
-                    <a:blip r:embed="rId10"/>
+                    <a:blip r:embed="rId7"/>
                     <a:stretch>
                       <a:fillRect/>
                     </a:stretch>
@@ -5036,6 +6779,7 @@
           <w:lang w:val="en-US" w:eastAsia="zh-CN"/>
         </w:rPr>
       </w:pPr>
+      <w:bookmarkStart w:id="16" w:name="_Toc6999"/>
       <w:r>
         <w:rPr>
           <w:rFonts w:hint="eastAsia" w:ascii="Times New Roman" w:hAnsi="Times New Roman" w:cs="Times New Roman"/>
@@ -5050,6 +6794,7 @@
         </w:rPr>
         <w:t>远程进程连接</w:t>
       </w:r>
+      <w:bookmarkEnd w:id="16"/>
     </w:p>
     <w:p>
       <w:pPr>
@@ -5141,7 +6886,7 @@
                     </pic:cNvPicPr>
                   </pic:nvPicPr>
                   <pic:blipFill>
-                    <a:blip r:embed="rId11"/>
+                    <a:blip r:embed="rId8"/>
                     <a:stretch>
                       <a:fillRect/>
                     </a:stretch>
@@ -5179,6 +6924,7 @@
           <w:lang w:val="en-US" w:eastAsia="zh-CN"/>
         </w:rPr>
       </w:pPr>
+      <w:bookmarkStart w:id="17" w:name="_Toc6751"/>
       <w:r>
         <w:rPr>
           <w:rFonts w:hint="eastAsia" w:ascii="Times New Roman" w:hAnsi="Times New Roman" w:cs="Times New Roman"/>
@@ -5193,6 +6939,7 @@
         </w:rPr>
         <w:t>注意事项</w:t>
       </w:r>
+      <w:bookmarkEnd w:id="17"/>
     </w:p>
     <w:p>
       <w:pPr>
@@ -5255,6 +7002,7 @@
           <w:lang w:val="en-US" w:eastAsia="zh-CN"/>
         </w:rPr>
       </w:pPr>
+      <w:bookmarkStart w:id="18" w:name="_Toc30842"/>
       <w:r>
         <w:rPr>
           <w:rFonts w:hint="eastAsia"/>
@@ -5268,6 +7016,7 @@
         </w:rPr>
         <w:t>2 概览</w:t>
       </w:r>
+      <w:bookmarkEnd w:id="18"/>
     </w:p>
     <w:p>
       <w:pPr>
@@ -5281,6 +7030,7 @@
           <w:rFonts w:ascii="Times New Roman" w:hAnsi="Times New Roman" w:cs="Times New Roman"/>
         </w:rPr>
       </w:pPr>
+      <w:bookmarkStart w:id="19" w:name="_Toc32706"/>
       <w:r>
         <w:rPr>
           <w:rFonts w:hint="eastAsia" w:ascii="Times New Roman" w:hAnsi="Times New Roman" w:cs="Times New Roman"/>
@@ -5295,6 +7045,7 @@
         </w:rPr>
         <w:t>功能描述</w:t>
       </w:r>
+      <w:bookmarkEnd w:id="19"/>
     </w:p>
     <w:p>
       <w:pPr>
@@ -5322,6 +7073,7 @@
           <w:rFonts w:hint="eastAsia"/>
         </w:rPr>
       </w:pPr>
+      <w:bookmarkStart w:id="20" w:name="_Toc11158"/>
       <w:r>
         <w:rPr>
           <w:rFonts w:hint="eastAsia" w:ascii="Times New Roman" w:hAnsi="Times New Roman" w:cs="Times New Roman"/>
@@ -5335,6 +7087,7 @@
         </w:rPr>
         <w:t>界面布局</w:t>
       </w:r>
+      <w:bookmarkEnd w:id="20"/>
     </w:p>
     <w:p>
       <w:pPr>
@@ -5396,7 +7149,7 @@
     </w:p>
     <w:tbl>
       <w:tblPr>
-        <w:tblStyle w:val="13"/>
+        <w:tblStyle w:val="7"/>
         <w:tblW w:w="0" w:type="auto"/>
         <w:jc w:val="center"/>
         <w:tblCellSpacing w:w="0" w:type="dxa"/>
@@ -5430,12 +7183,6 @@
             <w:insideH w:val="none" w:color="auto" w:sz="0" w:space="0"/>
             <w:insideV w:val="none" w:color="auto" w:sz="0" w:space="0"/>
           </w:tblBorders>
-          <w:tblCellMar>
-            <w:top w:w="80" w:type="dxa"/>
-            <w:left w:w="160" w:type="dxa"/>
-            <w:bottom w:w="80" w:type="dxa"/>
-            <w:right w:w="160" w:type="dxa"/>
-          </w:tblCellMar>
         </w:tblPrEx>
         <w:trPr>
           <w:tblCellSpacing w:w="0" w:type="dxa"/>
@@ -6044,7 +7791,7 @@
                     </pic:cNvPicPr>
                   </pic:nvPicPr>
                   <pic:blipFill>
-                    <a:blip r:embed="rId12"/>
+                    <a:blip r:embed="rId9"/>
                     <a:stretch>
                       <a:fillRect/>
                     </a:stretch>
@@ -9024,7 +10771,7 @@
                     </pic:cNvPicPr>
                   </pic:nvPicPr>
                   <pic:blipFill>
-                    <a:blip r:embed="rId13"/>
+                    <a:blip r:embed="rId10"/>
                     <a:stretch>
                       <a:fillRect/>
                     </a:stretch>
@@ -9062,6 +10809,7 @@
           <w:lang w:val="en-US" w:eastAsia="zh-CN"/>
         </w:rPr>
       </w:pPr>
+      <w:bookmarkStart w:id="21" w:name="_Toc12231"/>
       <w:r>
         <w:rPr>
           <w:rFonts w:hint="eastAsia"/>
@@ -9069,6 +10817,7 @@
         </w:rPr>
         <w:t>3.3 内存信息</w:t>
       </w:r>
+      <w:bookmarkEnd w:id="21"/>
     </w:p>
     <w:p>
       <w:pPr>
@@ -9094,6 +10843,7 @@
           <w:lang w:val="en-US" w:eastAsia="zh-CN"/>
         </w:rPr>
       </w:pPr>
+      <w:bookmarkStart w:id="22" w:name="_Toc26138"/>
       <w:r>
         <w:rPr>
           <w:rFonts w:hint="eastAsia" w:ascii="Times New Roman" w:hAnsi="Times New Roman" w:cs="Times New Roman"/>
@@ -9118,6 +10868,7 @@
         </w:rPr>
         <w:t>.3.1 GC监控</w:t>
       </w:r>
+      <w:bookmarkEnd w:id="22"/>
     </w:p>
     <w:p>
       <w:pPr>
@@ -10809,6 +12560,7 @@
     <w:p>
       <w:pPr>
         <w:numPr>
+          <w:ilvl w:val="0"/>
           <w:numId w:val="0"/>
         </w:numPr>
         <w:tabs>
@@ -10838,7 +12590,7 @@
                     </pic:cNvPicPr>
                   </pic:nvPicPr>
                   <pic:blipFill>
-                    <a:blip r:embed="rId14"/>
+                    <a:blip r:embed="rId11"/>
                     <a:stretch>
                       <a:fillRect/>
                     </a:stretch>
@@ -10871,6 +12623,7 @@
           <w:lang w:val="en-US" w:eastAsia="zh-CN"/>
         </w:rPr>
       </w:pPr>
+      <w:bookmarkStart w:id="23" w:name="_Toc11419"/>
       <w:r>
         <w:rPr>
           <w:rFonts w:hint="eastAsia" w:ascii="Times New Roman" w:hAnsi="Times New Roman" w:cs="Times New Roman" w:eastAsiaTheme="minorEastAsia"/>
@@ -10883,6 +12636,7 @@
         </w:rPr>
         <w:t>5.3.2 内存泄漏检测</w:t>
       </w:r>
+      <w:bookmarkEnd w:id="23"/>
     </w:p>
     <w:p>
       <w:pPr>
@@ -11036,7 +12790,7 @@
     </w:p>
     <w:tbl>
       <w:tblPr>
-        <w:tblStyle w:val="13"/>
+        <w:tblStyle w:val="7"/>
         <w:tblW w:w="0" w:type="auto"/>
         <w:jc w:val="center"/>
         <w:tblCellSpacing w:w="0" w:type="dxa"/>
@@ -11325,6 +13079,7 @@
       <w:pPr>
         <w:widowControl w:val="0"/>
         <w:numPr>
+          <w:ilvl w:val="0"/>
           <w:numId w:val="0"/>
         </w:numPr>
         <w:tabs>
@@ -11351,7 +13106,7 @@
                     </pic:cNvPicPr>
                   </pic:nvPicPr>
                   <pic:blipFill>
-                    <a:blip r:embed="rId15"/>
+                    <a:blip r:embed="rId12"/>
                     <a:stretch>
                       <a:fillRect/>
                     </a:stretch>
@@ -11389,6 +13144,7 @@
           <w:lang w:val="en-US" w:eastAsia="zh-CN"/>
         </w:rPr>
       </w:pPr>
+      <w:bookmarkStart w:id="24" w:name="_Toc17942"/>
       <w:r>
         <w:rPr>
           <w:rFonts w:hint="eastAsia"/>
@@ -11396,6 +13152,7 @@
         </w:rPr>
         <w:t>3.4 线程</w:t>
       </w:r>
+      <w:bookmarkEnd w:id="24"/>
     </w:p>
     <w:p>
       <w:pPr>
@@ -11418,6 +13175,7 @@
           <w:lang w:val="en-US" w:eastAsia="zh-CN" w:bidi="ar-SA"/>
         </w:rPr>
       </w:pPr>
+      <w:bookmarkStart w:id="25" w:name="_Toc30303"/>
       <w:r>
         <w:rPr>
           <w:rFonts w:hint="eastAsia" w:ascii="Times New Roman" w:hAnsi="Times New Roman" w:cs="Times New Roman"/>
@@ -11442,6 +13200,7 @@
         </w:rPr>
         <w:t>.4.1 线程监控</w:t>
       </w:r>
+      <w:bookmarkEnd w:id="25"/>
     </w:p>
     <w:p>
       <w:pPr>
@@ -11916,7 +13675,7 @@
     </w:p>
     <w:tbl>
       <w:tblPr>
-        <w:tblStyle w:val="13"/>
+        <w:tblStyle w:val="7"/>
         <w:tblW w:w="0" w:type="auto"/>
         <w:jc w:val="center"/>
         <w:tblCellSpacing w:w="0" w:type="dxa"/>
@@ -12639,6 +14398,7 @@
       <w:pPr>
         <w:widowControl w:val="0"/>
         <w:numPr>
+          <w:ilvl w:val="0"/>
           <w:numId w:val="0"/>
         </w:numPr>
         <w:tabs>
@@ -12665,7 +14425,7 @@
                     </pic:cNvPicPr>
                   </pic:nvPicPr>
                   <pic:blipFill>
-                    <a:blip r:embed="rId16"/>
+                    <a:blip r:embed="rId13"/>
                     <a:stretch>
                       <a:fillRect/>
                     </a:stretch>
@@ -12703,6 +14463,7 @@
           <w:lang w:val="en-US" w:eastAsia="zh-CN" w:bidi="ar-SA"/>
         </w:rPr>
       </w:pPr>
+      <w:bookmarkStart w:id="26" w:name="_Toc25674"/>
       <w:r>
         <w:rPr>
           <w:rFonts w:hint="eastAsia" w:ascii="Times New Roman" w:hAnsi="Times New Roman" w:cs="Times New Roman"/>
@@ -12727,6 +14488,7 @@
         </w:rPr>
         <w:t>.4.2 线程Dump</w:t>
       </w:r>
+      <w:bookmarkEnd w:id="26"/>
     </w:p>
     <w:p>
       <w:pPr>
@@ -13198,6 +14960,7 @@
       <w:pPr>
         <w:widowControl w:val="0"/>
         <w:numPr>
+          <w:ilvl w:val="0"/>
           <w:numId w:val="0"/>
         </w:numPr>
         <w:tabs>
@@ -13224,7 +14987,7 @@
                     </pic:cNvPicPr>
                   </pic:nvPicPr>
                   <pic:blipFill>
-                    <a:blip r:embed="rId17"/>
+                    <a:blip r:embed="rId14"/>
                     <a:stretch>
                       <a:fillRect/>
                     </a:stretch>
@@ -13262,6 +15025,7 @@
           <w:lang w:val="en-US" w:eastAsia="zh-CN"/>
         </w:rPr>
       </w:pPr>
+      <w:bookmarkStart w:id="27" w:name="_Toc32612"/>
       <w:r>
         <w:rPr>
           <w:rFonts w:hint="eastAsia"/>
@@ -13269,8 +15033,7 @@
         </w:rPr>
         <w:t>3.5 数据库监控</w:t>
       </w:r>
-      <w:bookmarkStart w:id="1" w:name="_GoBack"/>
-      <w:bookmarkEnd w:id="1"/>
+      <w:bookmarkEnd w:id="27"/>
     </w:p>
     <w:p>
       <w:pPr>
@@ -13527,6 +15290,7 @@
       <w:pPr>
         <w:widowControl w:val="0"/>
         <w:numPr>
+          <w:ilvl w:val="0"/>
           <w:numId w:val="0"/>
         </w:numPr>
         <w:jc w:val="both"/>
@@ -13554,7 +15318,7 @@
                     </pic:cNvPicPr>
                   </pic:nvPicPr>
                   <pic:blipFill>
-                    <a:blip r:embed="rId18"/>
+                    <a:blip r:embed="rId15"/>
                     <a:stretch>
                       <a:fillRect/>
                     </a:stretch>
@@ -13580,7 +15344,8 @@
       </w:r>
     </w:p>
     <w:sectPr>
-      <w:footerReference r:id="rId7" w:type="default"/>
+      <w:headerReference r:id="rId3" w:type="default"/>
+      <w:footerReference r:id="rId4" w:type="default"/>
       <w:pgSz w:w="11906" w:h="16838"/>
       <w:pgMar w:top="1134" w:right="1134" w:bottom="1134" w:left="1134" w:header="397" w:footer="567" w:gutter="0"/>
       <w:cols w:space="425" w:num="1"/>
@@ -13594,195 +15359,7 @@
 <w:ftr xmlns:wpc="http://schemas.microsoft.com/office/word/2010/wordprocessingCanvas" xmlns:mc="http://schemas.openxmlformats.org/markup-compatibility/2006" xmlns:o="urn:schemas-microsoft-com:office:office" xmlns:r="http://schemas.openxmlformats.org/officeDocument/2006/relationships" xmlns:m="http://schemas.openxmlformats.org/officeDocument/2006/math" xmlns:v="urn:schemas-microsoft-com:vml" xmlns:wp14="http://schemas.microsoft.com/office/word/2010/wordprocessingDrawing" xmlns:wp="http://schemas.openxmlformats.org/drawingml/2006/wordprocessingDrawing" xmlns:w10="urn:schemas-microsoft-com:office:word" xmlns:w="http://schemas.openxmlformats.org/wordprocessingml/2006/main" xmlns:w14="http://schemas.microsoft.com/office/word/2010/wordml" xmlns:w15="http://schemas.microsoft.com/office/word/2012/wordml" xmlns:wpg="http://schemas.microsoft.com/office/word/2010/wordprocessingGroup" xmlns:wpi="http://schemas.microsoft.com/office/word/2010/wordprocessingInk" xmlns:wne="http://schemas.microsoft.com/office/word/2006/wordml" xmlns:wps="http://schemas.microsoft.com/office/word/2010/wordprocessingShape" xmlns:wpsCustomData="http://www.wps.cn/officeDocument/2013/wpsCustomData" mc:Ignorable="w14 w15 wp14">
   <w:p>
     <w:pPr>
-      <w:pStyle w:val="26"/>
-      <w:spacing w:before="60" w:after="60" w:line="240" w:lineRule="auto"/>
-      <w:jc w:val="center"/>
-      <w:rPr>
-        <w:rFonts w:ascii="Times New Roman" w:hAnsi="Times New Roman"/>
-        <w:b/>
-        <w:kern w:val="2"/>
-        <w:sz w:val="18"/>
-        <w:szCs w:val="18"/>
-        <w:lang w:eastAsia="zh-CN"/>
-      </w:rPr>
-    </w:pPr>
-    <w:r>
-      <w:rPr>
-        <w:rFonts w:hint="eastAsia" w:ascii="Times New Roman" w:hAnsi="Times New Roman"/>
-        <w:b/>
-        <w:kern w:val="2"/>
-        <w:sz w:val="18"/>
-        <w:szCs w:val="18"/>
-        <w:lang w:eastAsia="zh-CN"/>
-      </w:rPr>
-      <w:t>XXX公司版权所有</w:t>
-    </w:r>
-  </w:p>
-  <w:p>
-    <w:pPr>
-      <w:pStyle w:val="26"/>
-      <w:spacing w:before="60" w:after="60" w:line="240" w:lineRule="auto"/>
-      <w:jc w:val="center"/>
-      <w:rPr>
-        <w:rFonts w:ascii="Times New Roman" w:hAnsi="Times New Roman"/>
-        <w:b/>
-        <w:kern w:val="2"/>
-        <w:sz w:val="18"/>
-        <w:szCs w:val="18"/>
-        <w:lang w:eastAsia="zh-CN"/>
-      </w:rPr>
-    </w:pPr>
-    <w:r>
-      <w:rPr>
-        <w:rFonts w:hint="eastAsia" w:ascii="Times New Roman" w:hAnsi="Times New Roman"/>
-        <w:b/>
-        <w:kern w:val="2"/>
-        <w:sz w:val="18"/>
-        <w:szCs w:val="18"/>
-        <w:lang w:eastAsia="zh-CN"/>
-      </w:rPr>
-      <w:t>本文档中所包含的信息属于X</w:t>
-    </w:r>
-    <w:r>
-      <w:rPr>
-        <w:rFonts w:ascii="Times New Roman" w:hAnsi="Times New Roman"/>
-        <w:b/>
-        <w:kern w:val="2"/>
-        <w:sz w:val="18"/>
-        <w:szCs w:val="18"/>
-        <w:lang w:eastAsia="zh-CN"/>
-      </w:rPr>
-      <w:t>XX</w:t>
-    </w:r>
-    <w:r>
-      <w:rPr>
-        <w:rFonts w:hint="eastAsia" w:ascii="Times New Roman" w:hAnsi="Times New Roman"/>
-        <w:b/>
-        <w:kern w:val="2"/>
-        <w:sz w:val="18"/>
-        <w:szCs w:val="18"/>
-        <w:lang w:eastAsia="zh-CN"/>
-      </w:rPr>
-      <w:t>公司的机密信息</w:t>
-    </w:r>
-  </w:p>
-  <w:p>
-    <w:pPr>
-      <w:pStyle w:val="26"/>
-      <w:spacing w:before="60" w:after="60" w:line="240" w:lineRule="auto"/>
-      <w:jc w:val="center"/>
-      <w:rPr>
-        <w:rFonts w:ascii="Times New Roman" w:hAnsi="Times New Roman"/>
-        <w:b/>
-        <w:kern w:val="2"/>
-        <w:sz w:val="18"/>
-        <w:szCs w:val="18"/>
-        <w:lang w:eastAsia="zh-CN"/>
-      </w:rPr>
-    </w:pPr>
-    <w:r>
-      <w:rPr>
-        <w:rFonts w:hint="eastAsia" w:ascii="Times New Roman" w:hAnsi="Times New Roman"/>
-        <w:b/>
-        <w:kern w:val="2"/>
-        <w:sz w:val="18"/>
-        <w:szCs w:val="18"/>
-        <w:lang w:eastAsia="zh-CN"/>
-      </w:rPr>
-      <w:t>未经许可，不可全部或部分发表、复制、使用于任何目的</w:t>
-    </w:r>
-  </w:p>
-</w:ftr>
-</file>
-
-<file path=word/footer2.xml><?xml version="1.0" encoding="utf-8"?>
-<w:ftr xmlns:wpc="http://schemas.microsoft.com/office/word/2010/wordprocessingCanvas" xmlns:mc="http://schemas.openxmlformats.org/markup-compatibility/2006" xmlns:o="urn:schemas-microsoft-com:office:office" xmlns:r="http://schemas.openxmlformats.org/officeDocument/2006/relationships" xmlns:m="http://schemas.openxmlformats.org/officeDocument/2006/math" xmlns:v="urn:schemas-microsoft-com:vml" xmlns:wp14="http://schemas.microsoft.com/office/word/2010/wordprocessingDrawing" xmlns:wp="http://schemas.openxmlformats.org/drawingml/2006/wordprocessingDrawing" xmlns:w10="urn:schemas-microsoft-com:office:word" xmlns:w="http://schemas.openxmlformats.org/wordprocessingml/2006/main" xmlns:w14="http://schemas.microsoft.com/office/word/2010/wordml" xmlns:w15="http://schemas.microsoft.com/office/word/2012/wordml" xmlns:wpg="http://schemas.microsoft.com/office/word/2010/wordprocessingGroup" xmlns:wpi="http://schemas.microsoft.com/office/word/2010/wordprocessingInk" xmlns:wne="http://schemas.microsoft.com/office/word/2006/wordml" xmlns:wps="http://schemas.microsoft.com/office/word/2010/wordprocessingShape" xmlns:wpsCustomData="http://www.wps.cn/officeDocument/2013/wpsCustomData" mc:Ignorable="w14 w15 wp14">
-  <w:p>
-    <w:pPr>
-      <w:pStyle w:val="26"/>
-      <w:spacing w:before="60" w:after="60" w:line="240" w:lineRule="auto"/>
-      <w:jc w:val="center"/>
-      <w:rPr>
-        <w:rFonts w:ascii="Times New Roman" w:hAnsi="Times New Roman"/>
-        <w:b/>
-        <w:kern w:val="2"/>
-        <w:sz w:val="18"/>
-        <w:szCs w:val="18"/>
-        <w:lang w:eastAsia="zh-CN"/>
-      </w:rPr>
-    </w:pPr>
-    <w:r>
-      <w:rPr>
-        <w:rFonts w:hint="eastAsia" w:ascii="Times New Roman" w:hAnsi="Times New Roman"/>
-        <w:b/>
-        <w:kern w:val="2"/>
-        <w:sz w:val="18"/>
-        <w:szCs w:val="18"/>
-        <w:lang w:eastAsia="zh-CN"/>
-      </w:rPr>
-      <w:t>北京中盈安信技术服务有限公司版权所有</w:t>
-    </w:r>
-  </w:p>
-  <w:p>
-    <w:pPr>
-      <w:pStyle w:val="26"/>
-      <w:spacing w:before="60" w:after="60" w:line="240" w:lineRule="auto"/>
-      <w:jc w:val="center"/>
-      <w:rPr>
-        <w:rFonts w:ascii="Times New Roman" w:hAnsi="Times New Roman"/>
-        <w:b/>
-        <w:kern w:val="2"/>
-        <w:sz w:val="18"/>
-        <w:szCs w:val="18"/>
-        <w:lang w:eastAsia="zh-CN"/>
-      </w:rPr>
-    </w:pPr>
-    <w:r>
-      <w:rPr>
-        <w:rFonts w:hint="eastAsia" w:ascii="Times New Roman" w:hAnsi="Times New Roman"/>
-        <w:b/>
-        <w:kern w:val="2"/>
-        <w:sz w:val="18"/>
-        <w:szCs w:val="18"/>
-        <w:lang w:eastAsia="zh-CN"/>
-      </w:rPr>
-      <w:t>本文档中所包含的信息属于北京中盈安信技术服务有限公司的机密信息</w:t>
-    </w:r>
-  </w:p>
-  <w:p>
-    <w:pPr>
-      <w:pStyle w:val="26"/>
-      <w:spacing w:before="60" w:after="60" w:line="240" w:lineRule="auto"/>
-      <w:jc w:val="center"/>
-      <w:rPr>
-        <w:rFonts w:ascii="Times New Roman" w:hAnsi="Times New Roman"/>
-        <w:b/>
-        <w:kern w:val="2"/>
-        <w:sz w:val="18"/>
-        <w:szCs w:val="18"/>
-        <w:lang w:eastAsia="zh-CN"/>
-      </w:rPr>
-    </w:pPr>
-    <w:r>
-      <w:rPr>
-        <w:rFonts w:hint="eastAsia" w:ascii="Times New Roman" w:hAnsi="Times New Roman"/>
-        <w:b/>
-        <w:kern w:val="2"/>
-        <w:sz w:val="18"/>
-        <w:szCs w:val="18"/>
-        <w:lang w:eastAsia="zh-CN"/>
-      </w:rPr>
-      <w:t>未经许可，不可全部或部分发表、复制、使用于任何目的</w:t>
-    </w:r>
-  </w:p>
-</w:ftr>
-</file>
-
-<file path=word/footer3.xml><?xml version="1.0" encoding="utf-8"?>
-<w:ftr xmlns:wpc="http://schemas.microsoft.com/office/word/2010/wordprocessingCanvas" xmlns:mc="http://schemas.openxmlformats.org/markup-compatibility/2006" xmlns:o="urn:schemas-microsoft-com:office:office" xmlns:r="http://schemas.openxmlformats.org/officeDocument/2006/relationships" xmlns:m="http://schemas.openxmlformats.org/officeDocument/2006/math" xmlns:v="urn:schemas-microsoft-com:vml" xmlns:wp14="http://schemas.microsoft.com/office/word/2010/wordprocessingDrawing" xmlns:wp="http://schemas.openxmlformats.org/drawingml/2006/wordprocessingDrawing" xmlns:w10="urn:schemas-microsoft-com:office:word" xmlns:w="http://schemas.openxmlformats.org/wordprocessingml/2006/main" xmlns:w14="http://schemas.microsoft.com/office/word/2010/wordml" xmlns:w15="http://schemas.microsoft.com/office/word/2012/wordml" xmlns:wpg="http://schemas.microsoft.com/office/word/2010/wordprocessingGroup" xmlns:wpi="http://schemas.microsoft.com/office/word/2010/wordprocessingInk" xmlns:wne="http://schemas.microsoft.com/office/word/2006/wordml" xmlns:wps="http://schemas.microsoft.com/office/word/2010/wordprocessingShape" xmlns:wpsCustomData="http://www.wps.cn/officeDocument/2013/wpsCustomData" mc:Ignorable="w14 w15 wp14">
-  <w:p>
-    <w:pPr>
-      <w:pStyle w:val="9"/>
+      <w:pStyle w:val="14"/>
       <w:ind w:firstLine="177" w:firstLineChars="98"/>
       <w:rPr>
         <w:rFonts w:ascii="Times New Roman" w:hAnsi="Times New Roman" w:eastAsia="宋体" w:cs="Times New Roman"/>
@@ -13813,7 +15390,7 @@
   </w:p>
   <w:p>
     <w:pPr>
-      <w:pStyle w:val="9"/>
+      <w:pStyle w:val="14"/>
     </w:pPr>
     <w:r>
       <w:rPr>
@@ -13902,7 +15479,7 @@
 <w:hdr xmlns:wpc="http://schemas.microsoft.com/office/word/2010/wordprocessingCanvas" xmlns:mc="http://schemas.openxmlformats.org/markup-compatibility/2006" xmlns:o="urn:schemas-microsoft-com:office:office" xmlns:r="http://schemas.openxmlformats.org/officeDocument/2006/relationships" xmlns:m="http://schemas.openxmlformats.org/officeDocument/2006/math" xmlns:v="urn:schemas-microsoft-com:vml" xmlns:wp14="http://schemas.microsoft.com/office/word/2010/wordprocessingDrawing" xmlns:wp="http://schemas.openxmlformats.org/drawingml/2006/wordprocessingDrawing" xmlns:w10="urn:schemas-microsoft-com:office:word" xmlns:w="http://schemas.openxmlformats.org/wordprocessingml/2006/main" xmlns:w14="http://schemas.microsoft.com/office/word/2010/wordml" xmlns:w15="http://schemas.microsoft.com/office/word/2012/wordml" xmlns:wpg="http://schemas.microsoft.com/office/word/2010/wordprocessingGroup" xmlns:wpi="http://schemas.microsoft.com/office/word/2010/wordprocessingInk" xmlns:wne="http://schemas.microsoft.com/office/word/2006/wordml" xmlns:wps="http://schemas.microsoft.com/office/word/2010/wordprocessingShape" xmlns:wpsCustomData="http://www.wps.cn/officeDocument/2013/wpsCustomData" mc:Ignorable="w14 w15 wp14">
   <w:p>
     <w:pPr>
-      <w:pStyle w:val="10"/>
+      <w:pStyle w:val="9"/>
     </w:pPr>
     <w:r>
       <w:drawing>
@@ -13954,62 +15531,6 @@
     </w:r>
     <w:r>
       <w:ptab w:relativeTo="margin" w:alignment="right" w:leader="none"/>
-    </w:r>
-  </w:p>
-</w:hdr>
-</file>
-
-<file path=word/header2.xml><?xml version="1.0" encoding="utf-8"?>
-<w:hdr xmlns:wpc="http://schemas.microsoft.com/office/word/2010/wordprocessingCanvas" xmlns:mc="http://schemas.openxmlformats.org/markup-compatibility/2006" xmlns:o="urn:schemas-microsoft-com:office:office" xmlns:r="http://schemas.openxmlformats.org/officeDocument/2006/relationships" xmlns:m="http://schemas.openxmlformats.org/officeDocument/2006/math" xmlns:v="urn:schemas-microsoft-com:vml" xmlns:wp14="http://schemas.microsoft.com/office/word/2010/wordprocessingDrawing" xmlns:wp="http://schemas.openxmlformats.org/drawingml/2006/wordprocessingDrawing" xmlns:w10="urn:schemas-microsoft-com:office:word" xmlns:w="http://schemas.openxmlformats.org/wordprocessingml/2006/main" xmlns:w14="http://schemas.microsoft.com/office/word/2010/wordml" xmlns:w15="http://schemas.microsoft.com/office/word/2012/wordml" xmlns:wpg="http://schemas.microsoft.com/office/word/2010/wordprocessingGroup" xmlns:wpi="http://schemas.microsoft.com/office/word/2010/wordprocessingInk" xmlns:wne="http://schemas.microsoft.com/office/word/2006/wordml" xmlns:wps="http://schemas.microsoft.com/office/word/2010/wordprocessingShape" xmlns:wpsCustomData="http://www.wps.cn/officeDocument/2013/wpsCustomData" mc:Ignorable="w14 w15 wp14">
-  <w:p>
-    <w:pPr>
-      <w:pStyle w:val="10"/>
-      <w:jc w:val="left"/>
-    </w:pPr>
-    <w:r>
-      <w:drawing>
-        <wp:inline distT="0" distB="0" distL="0" distR="0">
-          <wp:extent cx="1247775" cy="323850"/>
-          <wp:effectExtent l="0" t="0" r="9525" b="0"/>
-          <wp:docPr id="5" name="图片 5"/>
-          <wp:cNvGraphicFramePr>
-            <a:graphicFrameLocks xmlns:a="http://schemas.openxmlformats.org/drawingml/2006/main" noChangeAspect="1"/>
-          </wp:cNvGraphicFramePr>
-          <a:graphic xmlns:a="http://schemas.openxmlformats.org/drawingml/2006/main">
-            <a:graphicData uri="http://schemas.openxmlformats.org/drawingml/2006/picture">
-              <pic:pic xmlns:pic="http://schemas.openxmlformats.org/drawingml/2006/picture">
-                <pic:nvPicPr>
-                  <pic:cNvPr id="5" name="图片 5"/>
-                  <pic:cNvPicPr>
-                    <a:picLocks noChangeAspect="1"/>
-                  </pic:cNvPicPr>
-                </pic:nvPicPr>
-                <pic:blipFill>
-                  <a:blip r:embed="rId1">
-                    <a:extLst>
-                      <a:ext uri="{28A0092B-C50C-407E-A947-70E740481C1C}">
-                        <a14:useLocalDpi xmlns:a14="http://schemas.microsoft.com/office/drawing/2010/main" val="0"/>
-                      </a:ext>
-                    </a:extLst>
-                  </a:blip>
-                  <a:stretch>
-                    <a:fillRect/>
-                  </a:stretch>
-                </pic:blipFill>
-                <pic:spPr>
-                  <a:xfrm>
-                    <a:off x="0" y="0"/>
-                    <a:ext cx="1247950" cy="323895"/>
-                  </a:xfrm>
-                  <a:prstGeom prst="rect">
-                    <a:avLst/>
-                  </a:prstGeom>
-                </pic:spPr>
-              </pic:pic>
-            </a:graphicData>
-          </a:graphic>
-        </wp:inline>
-      </w:drawing>
     </w:r>
   </w:p>
 </w:hdr>
@@ -16862,7 +18383,7 @@
     <w:lsdException w:uiPriority="99" w:name="Body Text Indent 2"/>
     <w:lsdException w:uiPriority="99" w:name="Body Text Indent 3"/>
     <w:lsdException w:uiPriority="99" w:name="Block Text"/>
-    <w:lsdException w:uiPriority="99" w:semiHidden="0" w:name="Hyperlink"/>
+    <w:lsdException w:qFormat="1" w:uiPriority="99" w:semiHidden="0" w:name="Hyperlink"/>
     <w:lsdException w:uiPriority="99" w:name="FollowedHyperlink"/>
     <w:lsdException w:qFormat="1" w:unhideWhenUsed="0" w:uiPriority="22" w:semiHidden="0" w:name="Strong"/>
     <w:lsdException w:qFormat="1" w:unhideWhenUsed="0" w:uiPriority="20" w:semiHidden="0" w:name="Emphasis"/>
@@ -16880,7 +18401,7 @@
     <w:lsdException w:uiPriority="99" w:name="HTML Sample"/>
     <w:lsdException w:uiPriority="99" w:name="HTML Typewriter"/>
     <w:lsdException w:uiPriority="99" w:name="HTML Variable"/>
-    <w:lsdException w:uiPriority="99" w:name="Normal Table"/>
+    <w:lsdException w:qFormat="1" w:uiPriority="99" w:name="Normal Table"/>
     <w:lsdException w:uiPriority="99" w:name="annotation subject"/>
     <w:lsdException w:uiPriority="99" w:name="Table Simple 1"/>
     <w:lsdException w:uiPriority="99" w:name="Table Simple 2"/>
@@ -17129,16 +18650,17 @@
       <w:szCs w:val="28"/>
     </w:rPr>
   </w:style>
-  <w:style w:type="character" w:default="1" w:styleId="15">
+  <w:style w:type="character" w:default="1" w:styleId="6">
     <w:name w:val="Default Paragraph Font"/>
     <w:semiHidden/>
     <w:unhideWhenUsed/>
     <w:uiPriority w:val="1"/>
   </w:style>
-  <w:style w:type="table" w:default="1" w:styleId="13">
+  <w:style w:type="table" w:default="1" w:styleId="7">
     <w:name w:val="Normal Table"/>
     <w:semiHidden/>
     <w:unhideWhenUsed/>
+    <w:qFormat/>
     <w:uiPriority w:val="99"/>
     <w:tblPr>
       <w:tblCellMar>
@@ -17149,67 +18671,18 @@
       </w:tblCellMar>
     </w:tblPr>
   </w:style>
-  <w:style w:type="paragraph" w:styleId="6">
-    <w:name w:val="Body Text Indent"/>
-    <w:basedOn w:val="1"/>
-    <w:link w:val="28"/>
-    <w:qFormat/>
-    <w:uiPriority w:val="0"/>
-    <w:pPr>
-      <w:ind w:left="840" w:firstLine="480"/>
-    </w:pPr>
-    <w:rPr>
-      <w:rFonts w:ascii="Arial" w:hAnsi="Arial" w:eastAsia="宋体" w:cs="Times New Roman"/>
-      <w:sz w:val="24"/>
-      <w:szCs w:val="24"/>
-    </w:rPr>
-  </w:style>
-  <w:style w:type="paragraph" w:styleId="7">
-    <w:name w:val="toc 3"/>
-    <w:basedOn w:val="1"/>
-    <w:next w:val="1"/>
-    <w:autoRedefine/>
-    <w:unhideWhenUsed/>
-    <w:qFormat/>
-    <w:uiPriority w:val="39"/>
-    <w:pPr>
-      <w:ind w:left="840" w:leftChars="400"/>
-    </w:pPr>
-  </w:style>
-  <w:style w:type="paragraph" w:styleId="8">
-    <w:name w:val="Balloon Text"/>
-    <w:basedOn w:val="1"/>
-    <w:link w:val="23"/>
-    <w:semiHidden/>
+  <w:style w:type="character" w:styleId="8">
+    <w:name w:val="Hyperlink"/>
+    <w:basedOn w:val="6"/>
     <w:unhideWhenUsed/>
     <w:qFormat/>
     <w:uiPriority w:val="99"/>
     <w:rPr>
-      <w:sz w:val="18"/>
-      <w:szCs w:val="18"/>
+      <w:color w:val="0000FF" w:themeColor="hyperlink"/>
+      <w:u w:val="single"/>
     </w:rPr>
   </w:style>
   <w:style w:type="paragraph" w:styleId="9">
-    <w:name w:val="footer"/>
-    <w:basedOn w:val="1"/>
-    <w:link w:val="18"/>
-    <w:unhideWhenUsed/>
-    <w:qFormat/>
-    <w:uiPriority w:val="99"/>
-    <w:pPr>
-      <w:tabs>
-        <w:tab w:val="center" w:pos="4153"/>
-        <w:tab w:val="right" w:pos="8306"/>
-      </w:tabs>
-      <w:snapToGrid w:val="0"/>
-      <w:jc w:val="left"/>
-    </w:pPr>
-    <w:rPr>
-      <w:sz w:val="18"/>
-      <w:szCs w:val="18"/>
-    </w:rPr>
-  </w:style>
-  <w:style w:type="paragraph" w:styleId="10">
     <w:name w:val="header"/>
     <w:basedOn w:val="1"/>
     <w:link w:val="17"/>
@@ -17232,7 +18705,34 @@
       <w:szCs w:val="18"/>
     </w:rPr>
   </w:style>
+  <w:style w:type="paragraph" w:styleId="10">
+    <w:name w:val="toc 2"/>
+    <w:basedOn w:val="1"/>
+    <w:next w:val="1"/>
+    <w:autoRedefine/>
+    <w:unhideWhenUsed/>
+    <w:qFormat/>
+    <w:uiPriority w:val="39"/>
+    <w:pPr>
+      <w:ind w:left="420" w:leftChars="200"/>
+    </w:pPr>
+  </w:style>
   <w:style w:type="paragraph" w:styleId="11">
+    <w:name w:val="Body Text Indent"/>
+    <w:basedOn w:val="1"/>
+    <w:link w:val="28"/>
+    <w:qFormat/>
+    <w:uiPriority w:val="0"/>
+    <w:pPr>
+      <w:ind w:left="840" w:firstLine="480"/>
+    </w:pPr>
+    <w:rPr>
+      <w:rFonts w:ascii="Arial" w:hAnsi="Arial" w:eastAsia="宋体" w:cs="Times New Roman"/>
+      <w:sz w:val="24"/>
+      <w:szCs w:val="24"/>
+    </w:rPr>
+  </w:style>
+  <w:style w:type="paragraph" w:styleId="12">
     <w:name w:val="toc 1"/>
     <w:basedOn w:val="1"/>
     <w:next w:val="1"/>
@@ -17247,8 +18747,8 @@
       </w:tabs>
     </w:pPr>
   </w:style>
-  <w:style w:type="paragraph" w:styleId="12">
-    <w:name w:val="toc 2"/>
+  <w:style w:type="paragraph" w:styleId="13">
+    <w:name w:val="toc 3"/>
     <w:basedOn w:val="1"/>
     <w:next w:val="1"/>
     <w:autoRedefine/>
@@ -17256,12 +18756,45 @@
     <w:qFormat/>
     <w:uiPriority w:val="39"/>
     <w:pPr>
-      <w:ind w:left="420" w:leftChars="200"/>
+      <w:ind w:left="840" w:leftChars="400"/>
     </w:pPr>
   </w:style>
-  <w:style w:type="table" w:styleId="14">
+  <w:style w:type="paragraph" w:styleId="14">
+    <w:name w:val="footer"/>
+    <w:basedOn w:val="1"/>
+    <w:link w:val="18"/>
+    <w:unhideWhenUsed/>
+    <w:qFormat/>
+    <w:uiPriority w:val="99"/>
+    <w:pPr>
+      <w:tabs>
+        <w:tab w:val="center" w:pos="4153"/>
+        <w:tab w:val="right" w:pos="8306"/>
+      </w:tabs>
+      <w:snapToGrid w:val="0"/>
+      <w:jc w:val="left"/>
+    </w:pPr>
+    <w:rPr>
+      <w:sz w:val="18"/>
+      <w:szCs w:val="18"/>
+    </w:rPr>
+  </w:style>
+  <w:style w:type="paragraph" w:styleId="15">
+    <w:name w:val="Balloon Text"/>
+    <w:basedOn w:val="1"/>
+    <w:link w:val="23"/>
+    <w:semiHidden/>
+    <w:unhideWhenUsed/>
+    <w:qFormat/>
+    <w:uiPriority w:val="99"/>
+    <w:rPr>
+      <w:sz w:val="18"/>
+      <w:szCs w:val="18"/>
+    </w:rPr>
+  </w:style>
+  <w:style w:type="table" w:styleId="16">
     <w:name w:val="Table Grid"/>
-    <w:basedOn w:val="13"/>
+    <w:basedOn w:val="7"/>
     <w:qFormat/>
     <w:uiPriority w:val="59"/>
     <w:tblPr>
@@ -17275,20 +18808,10 @@
       </w:tblBorders>
     </w:tblPr>
   </w:style>
-  <w:style w:type="character" w:styleId="16">
-    <w:name w:val="Hyperlink"/>
-    <w:basedOn w:val="15"/>
-    <w:unhideWhenUsed/>
-    <w:uiPriority w:val="99"/>
-    <w:rPr>
-      <w:color w:val="0000FF" w:themeColor="hyperlink"/>
-      <w:u w:val="single"/>
-    </w:rPr>
-  </w:style>
   <w:style w:type="character" w:customStyle="1" w:styleId="17">
     <w:name w:val="页眉 字符"/>
-    <w:basedOn w:val="15"/>
-    <w:link w:val="10"/>
+    <w:basedOn w:val="6"/>
+    <w:link w:val="9"/>
     <w:qFormat/>
     <w:uiPriority w:val="99"/>
     <w:rPr>
@@ -17298,8 +18821,8 @@
   </w:style>
   <w:style w:type="character" w:customStyle="1" w:styleId="18">
     <w:name w:val="页脚 字符"/>
-    <w:basedOn w:val="15"/>
-    <w:link w:val="9"/>
+    <w:basedOn w:val="6"/>
+    <w:link w:val="14"/>
     <w:qFormat/>
     <w:uiPriority w:val="99"/>
     <w:rPr>
@@ -17337,7 +18860,7 @@
   </w:style>
   <w:style w:type="character" w:customStyle="1" w:styleId="21">
     <w:name w:val="标题 1 字符"/>
-    <w:basedOn w:val="15"/>
+    <w:basedOn w:val="6"/>
     <w:link w:val="2"/>
     <w:qFormat/>
     <w:uiPriority w:val="9"/>
@@ -17372,8 +18895,8 @@
   </w:style>
   <w:style w:type="character" w:customStyle="1" w:styleId="23">
     <w:name w:val="批注框文本 字符"/>
-    <w:basedOn w:val="15"/>
-    <w:link w:val="8"/>
+    <w:basedOn w:val="6"/>
+    <w:link w:val="15"/>
     <w:semiHidden/>
     <w:qFormat/>
     <w:uiPriority w:val="99"/>
@@ -17384,7 +18907,7 @@
   </w:style>
   <w:style w:type="character" w:customStyle="1" w:styleId="24">
     <w:name w:val="标题 2 字符"/>
-    <w:basedOn w:val="15"/>
+    <w:basedOn w:val="6"/>
     <w:link w:val="3"/>
     <w:qFormat/>
     <w:uiPriority w:val="9"/>
@@ -17398,7 +18921,7 @@
   </w:style>
   <w:style w:type="character" w:customStyle="1" w:styleId="25">
     <w:name w:val="标题 3 字符"/>
-    <w:basedOn w:val="15"/>
+    <w:basedOn w:val="6"/>
     <w:link w:val="4"/>
     <w:qFormat/>
     <w:uiPriority w:val="9"/>
@@ -17426,7 +18949,7 @@
   </w:style>
   <w:style w:type="character" w:customStyle="1" w:styleId="27">
     <w:name w:val="标题 4 字符"/>
-    <w:basedOn w:val="15"/>
+    <w:basedOn w:val="6"/>
     <w:link w:val="5"/>
     <w:qFormat/>
     <w:uiPriority w:val="9"/>
@@ -17440,8 +18963,8 @@
   </w:style>
   <w:style w:type="character" w:customStyle="1" w:styleId="28">
     <w:name w:val="正文文本缩进 字符"/>
-    <w:basedOn w:val="15"/>
-    <w:link w:val="6"/>
+    <w:basedOn w:val="6"/>
+    <w:link w:val="11"/>
     <w:qFormat/>
     <w:uiPriority w:val="0"/>
     <w:rPr>
